--- a/Design a database for YB college.docx
+++ b/Design a database for YB college.docx
@@ -33,15 +33,7 @@
         <w:t xml:space="preserve"> </w:t>
       </w:r>
       <w:r>
-        <w:t xml:space="preserve">story that defines the purpose and scope of the database. Describe the main entities (e.g., students, lecturers, </w:t>
-      </w:r>
-      <w:proofErr w:type="spellStart"/>
-      <w:r>
-        <w:t>etc</w:t>
-      </w:r>
-      <w:proofErr w:type="spellEnd"/>
-      <w:r>
-        <w:t>).</w:t>
+        <w:t>story that defines the purpose and scope of the database. Describe the main entities (e.g., students, lecturers, etc).</w:t>
       </w:r>
     </w:p>
     <w:p>
@@ -107,10 +99,13 @@
         <w:ind w:left="720"/>
       </w:pPr>
       <w:r>
-        <w:t xml:space="preserve">The database needs </w:t>
-      </w:r>
-      <w:r>
-        <w:t>to cover various aspects of the master's program, from student enrollment to course management and fee tracking. </w:t>
+        <w:t xml:space="preserve">The database </w:t>
+      </w:r>
+      <w:r>
+        <w:t xml:space="preserve">will </w:t>
+      </w:r>
+      <w:r>
+        <w:t>cover various aspects of the master's program, from student enrollment to course management and fee tracking. </w:t>
       </w:r>
     </w:p>
     <w:p>
@@ -400,15 +395,7 @@
       </w:r>
       <w:r>
         <w:br/>
-        <w:t xml:space="preserve">List all entities with brief descriptions of their roles and attributes (e.g., Student, Course, Class, Lecturer, </w:t>
-      </w:r>
-      <w:proofErr w:type="spellStart"/>
-      <w:r>
-        <w:t>etc</w:t>
-      </w:r>
-      <w:proofErr w:type="spellEnd"/>
-      <w:r>
-        <w:t>).</w:t>
+        <w:t>List all entities with brief descriptions of their roles and attributes (e.g., Student, Course, Class, Lecturer, etc).</w:t>
       </w:r>
     </w:p>
     <w:p>

--- a/Design a database for YB college.docx
+++ b/Design a database for YB college.docx
@@ -33,95 +33,62 @@
         <w:t xml:space="preserve"> </w:t>
       </w:r>
       <w:r>
-        <w:t>story that defines the purpose and scope of the database. Describe the main entities (e.g., students, lecturers, etc).</w:t>
-      </w:r>
-    </w:p>
-    <w:p>
-      <w:pPr>
-        <w:ind w:left="720"/>
-      </w:pPr>
-      <w:r>
-        <w:t xml:space="preserve">To </w:t>
-      </w:r>
-      <w:r>
-        <w:t>create a comprehensive database for a master's program for the year 2025. This database would include various details such as student information, subjects, lecturers, course fees, and the duration of the program.</w:t>
-      </w:r>
-      <w:r>
-        <w:t xml:space="preserve"> </w:t>
-      </w:r>
-    </w:p>
-    <w:p>
-      <w:pPr>
-        <w:ind w:left="720"/>
-      </w:pPr>
-      <w:r>
-        <w:t xml:space="preserve">The purpose of this database </w:t>
-      </w:r>
-      <w:r>
-        <w:t>is</w:t>
-      </w:r>
-      <w:r>
-        <w:t xml:space="preserve"> to store and manage all </w:t>
-      </w:r>
-      <w:r>
-        <w:t>essential information related to the 2025 master's program</w:t>
-      </w:r>
-      <w:r>
-        <w:t>. This include</w:t>
-      </w:r>
-      <w:r>
-        <w:t>s</w:t>
-      </w:r>
-      <w:r>
-        <w:t xml:space="preserve"> details about the students, the subjects they w</w:t>
-      </w:r>
-      <w:r>
-        <w:t>ill be</w:t>
-      </w:r>
-      <w:r>
-        <w:t xml:space="preserve"> studying, the lecturers teaching those subjects, the course fees, and the duration of the program. By having all this information in one place, the </w:t>
-      </w:r>
-      <w:r>
-        <w:t>College</w:t>
-      </w:r>
-      <w:r>
-        <w:t xml:space="preserve"> could efficiently manage enrollments, track student progress, and ensure that all administrative tasks w</w:t>
-      </w:r>
-      <w:r>
-        <w:t xml:space="preserve">ill be </w:t>
-      </w:r>
-      <w:r>
-        <w:t>handled smoothly.</w:t>
-      </w:r>
-    </w:p>
-    <w:p>
-      <w:pPr>
-        <w:ind w:left="720"/>
-      </w:pPr>
-      <w:r>
-        <w:t xml:space="preserve">The database </w:t>
-      </w:r>
-      <w:r>
-        <w:t xml:space="preserve">will </w:t>
-      </w:r>
-      <w:r>
-        <w:t>cover various aspects of the master's program, from student enrollment to course management and fee tracking. </w:t>
-      </w:r>
-    </w:p>
-    <w:p>
-      <w:pPr>
-        <w:ind w:left="720"/>
-      </w:pPr>
-    </w:p>
-    <w:p>
-      <w:pPr>
-        <w:ind w:left="720"/>
-      </w:pPr>
-      <w:r>
-        <w:t>The main entities in this databas</w:t>
-      </w:r>
-      <w:r>
-        <w:t>e</w:t>
+        <w:t xml:space="preserve">story that defines the purpose and scope of the database. Describe the main entities (e.g., students, lecturers, </w:t>
+      </w:r>
+      <w:proofErr w:type="spellStart"/>
+      <w:r>
+        <w:t>etc</w:t>
+      </w:r>
+      <w:proofErr w:type="spellEnd"/>
+      <w:r>
+        <w:t>).</w:t>
+      </w:r>
+    </w:p>
+    <w:p>
+      <w:pPr>
+        <w:ind w:left="1440"/>
+      </w:pPr>
+      <w:r>
+        <w:t xml:space="preserve">A database that </w:t>
+      </w:r>
+      <w:r>
+        <w:t xml:space="preserve">tracks course enrollments and allows access for students, lecturers, and admins. </w:t>
+      </w:r>
+      <w:r>
+        <w:t xml:space="preserve">This database will track the number of enrollees per course. It will allow students and lecturers to access relevant data. Lastly, this database will enable admin users to manage course data. </w:t>
+      </w:r>
+      <w:r>
+        <w:t>Here's a breakdown of the </w:t>
+      </w:r>
+      <w:r>
+        <w:rPr>
+          <w:b/>
+          <w:bCs/>
+        </w:rPr>
+        <w:t>entities</w:t>
+      </w:r>
+      <w:r>
+        <w:t>, their </w:t>
+      </w:r>
+      <w:r>
+        <w:rPr>
+          <w:b/>
+          <w:bCs/>
+        </w:rPr>
+        <w:t>attributes</w:t>
+      </w:r>
+      <w:r>
+        <w:t>, and the </w:t>
+      </w:r>
+      <w:r>
+        <w:rPr>
+          <w:b/>
+          <w:bCs/>
+        </w:rPr>
+        <w:t>relationships</w:t>
+      </w:r>
+      <w:r>
+        <w:t> between them</w:t>
       </w:r>
       <w:r>
         <w:t>:</w:t>
@@ -129,249 +96,264 @@
     </w:p>
     <w:p>
       <w:pPr>
+        <w:pStyle w:val="ListParagraph"/>
         <w:numPr>
           <w:ilvl w:val="0"/>
-          <w:numId w:val="2"/>
+          <w:numId w:val="16"/>
         </w:numPr>
       </w:pPr>
       <w:r>
-        <w:rPr>
-          <w:b/>
-          <w:bCs/>
-        </w:rPr>
-        <w:t>Students</w:t>
-      </w:r>
-      <w:r>
-        <w:t>: This entity represent</w:t>
-      </w:r>
-      <w:r>
-        <w:t>s</w:t>
-      </w:r>
-      <w:r>
-        <w:t xml:space="preserve"> the students enrolled in the master's program. Each student ha</w:t>
-      </w:r>
-      <w:r>
-        <w:t>s</w:t>
-      </w:r>
-      <w:r>
-        <w:t xml:space="preserve"> a unique Student ID, along with their name, contact information, enrollment date, and the program they were enrolled in.</w:t>
-      </w:r>
-    </w:p>
-    <w:p>
-      <w:pPr>
+        <w:t>Student</w:t>
+      </w:r>
+    </w:p>
+    <w:p>
+      <w:pPr>
+        <w:pStyle w:val="ListParagraph"/>
         <w:numPr>
           <w:ilvl w:val="0"/>
-          <w:numId w:val="2"/>
+          <w:numId w:val="16"/>
         </w:numPr>
       </w:pPr>
       <w:r>
-        <w:rPr>
-          <w:b/>
-          <w:bCs/>
-        </w:rPr>
-        <w:t>Subjects</w:t>
-      </w:r>
-      <w:r>
-        <w:t>: This entity lis</w:t>
-      </w:r>
-      <w:r>
-        <w:t>ts</w:t>
-      </w:r>
-      <w:r>
-        <w:t xml:space="preserve"> all the subjects offered in the master's program. Each subject </w:t>
-      </w:r>
-      <w:r>
-        <w:t>has a</w:t>
-      </w:r>
-      <w:r>
-        <w:t xml:space="preserve"> unique Subject ID, a name, a description, and the number of credits it </w:t>
-      </w:r>
-      <w:r>
-        <w:t>has</w:t>
-      </w:r>
-      <w:r>
-        <w:t xml:space="preserve"> worth. The subjects </w:t>
-      </w:r>
-      <w:r>
-        <w:t>will be</w:t>
-      </w:r>
-      <w:r>
-        <w:t xml:space="preserve"> linked to the program they </w:t>
-      </w:r>
-      <w:r>
-        <w:t>will be</w:t>
-      </w:r>
-      <w:r>
-        <w:t xml:space="preserve"> part of.</w:t>
-      </w:r>
-    </w:p>
-    <w:p>
-      <w:pPr>
+        <w:t>Lecturer</w:t>
+      </w:r>
+    </w:p>
+    <w:p>
+      <w:pPr>
+        <w:pStyle w:val="ListParagraph"/>
         <w:numPr>
           <w:ilvl w:val="0"/>
-          <w:numId w:val="2"/>
+          <w:numId w:val="16"/>
         </w:numPr>
       </w:pPr>
       <w:r>
-        <w:rPr>
-          <w:b/>
-          <w:bCs/>
-        </w:rPr>
-        <w:t>Lecturers</w:t>
-      </w:r>
-      <w:r>
-        <w:t xml:space="preserve">: This entity </w:t>
-      </w:r>
-      <w:r>
-        <w:t>contains</w:t>
-      </w:r>
-      <w:r>
-        <w:t xml:space="preserve"> information about the lecturers teaching the subjects. Each lecturer </w:t>
-      </w:r>
-      <w:r>
-        <w:t>has</w:t>
-      </w:r>
-      <w:r>
-        <w:t xml:space="preserve"> a unique Lecturer ID, along with their name, contact information, and the subjects they </w:t>
-      </w:r>
-      <w:r>
-        <w:t>will be</w:t>
-      </w:r>
-      <w:r>
-        <w:t xml:space="preserve"> teaching.</w:t>
-      </w:r>
-    </w:p>
-    <w:p>
-      <w:pPr>
+        <w:t>Admin</w:t>
+      </w:r>
+    </w:p>
+    <w:p>
+      <w:pPr>
+        <w:pStyle w:val="ListParagraph"/>
         <w:numPr>
           <w:ilvl w:val="0"/>
-          <w:numId w:val="2"/>
+          <w:numId w:val="16"/>
         </w:numPr>
       </w:pPr>
       <w:r>
-        <w:rPr>
-          <w:b/>
-          <w:bCs/>
-        </w:rPr>
-        <w:t>Course Fees</w:t>
-      </w:r>
-      <w:r>
-        <w:t>: This entity detail</w:t>
-      </w:r>
-      <w:r>
-        <w:t>s</w:t>
-      </w:r>
-      <w:r>
-        <w:t xml:space="preserve"> the fees associated with each course. Each fee record </w:t>
-      </w:r>
-      <w:r>
-        <w:t>has</w:t>
-      </w:r>
-      <w:r>
-        <w:t xml:space="preserve"> a unique Fee ID, along with the Student ID, Subject ID, course name, fee amount, and payment due date.</w:t>
-      </w:r>
-    </w:p>
-    <w:p>
-      <w:pPr>
+        <w:t>Course</w:t>
+      </w:r>
+    </w:p>
+    <w:p>
+      <w:pPr>
+        <w:pStyle w:val="ListParagraph"/>
         <w:numPr>
           <w:ilvl w:val="0"/>
-          <w:numId w:val="2"/>
+          <w:numId w:val="16"/>
         </w:numPr>
       </w:pPr>
       <w:r>
-        <w:rPr>
-          <w:b/>
-          <w:bCs/>
-        </w:rPr>
-        <w:t>Program Duration</w:t>
-      </w:r>
-      <w:r>
-        <w:t xml:space="preserve">: This entity </w:t>
-      </w:r>
-      <w:r>
-        <w:t>outlines</w:t>
-      </w:r>
-      <w:r>
-        <w:t xml:space="preserve"> the duration of the master's program. Each program ha</w:t>
-      </w:r>
-      <w:r>
-        <w:t>s</w:t>
-      </w:r>
-      <w:r>
-        <w:t xml:space="preserve"> a unique Program ID, a name, a start date, an end date, and the total duration of the program.</w:t>
-      </w:r>
-    </w:p>
-    <w:p>
-      <w:pPr>
+        <w:t>Enrollment</w:t>
+      </w:r>
+    </w:p>
+    <w:p>
+      <w:pPr>
+        <w:pStyle w:val="ListParagraph"/>
         <w:numPr>
           <w:ilvl w:val="0"/>
-          <w:numId w:val="2"/>
+          <w:numId w:val="16"/>
         </w:numPr>
       </w:pPr>
       <w:r>
-        <w:rPr>
-          <w:b/>
-          <w:bCs/>
-        </w:rPr>
-        <w:t>Enrollments</w:t>
-      </w:r>
-      <w:r>
-        <w:t>: This intermediary entity manage</w:t>
-      </w:r>
-      <w:r>
-        <w:t>s</w:t>
-      </w:r>
-      <w:r>
-        <w:t xml:space="preserve"> the many-to-many relationship between students and subjects. Each enrollment record ha</w:t>
-      </w:r>
-      <w:r>
-        <w:t xml:space="preserve">s </w:t>
-      </w:r>
-      <w:r>
-        <w:t>a unique Enrollment ID, along with the Student ID, Subject ID, and enrollment date.</w:t>
-      </w:r>
-    </w:p>
-    <w:p>
-      <w:pPr>
+        <w:t>Fees</w:t>
+      </w:r>
+    </w:p>
+    <w:p>
+      <w:pPr>
+        <w:pStyle w:val="ListParagraph"/>
         <w:numPr>
           <w:ilvl w:val="0"/>
-          <w:numId w:val="2"/>
+          <w:numId w:val="16"/>
         </w:numPr>
       </w:pPr>
       <w:r>
-        <w:rPr>
-          <w:b/>
-          <w:bCs/>
-        </w:rPr>
-        <w:lastRenderedPageBreak/>
-        <w:t>Teaching Assignments</w:t>
-      </w:r>
-      <w:r>
-        <w:t>: This intermediary entity manage</w:t>
-      </w:r>
-      <w:r>
-        <w:t>s</w:t>
-      </w:r>
-      <w:r>
-        <w:t xml:space="preserve"> the many-to-many relationship between subjects and lecturers. Each assignment record ha</w:t>
-      </w:r>
-      <w:r>
-        <w:t>s</w:t>
-      </w:r>
-      <w:r>
-        <w:t xml:space="preserve"> a unique Assignment ID, along with the Subject ID, Lecturer ID, and the semester in which the subject </w:t>
-      </w:r>
-      <w:r>
-        <w:t>will be taught</w:t>
-      </w:r>
-      <w:r>
-        <w:t>.</w:t>
+        <w:t>Subjects</w:t>
       </w:r>
     </w:p>
     <w:p>
       <w:pPr>
         <w:ind w:left="720"/>
-      </w:pPr>
+        <w:rPr>
+          <w:b/>
+          <w:bCs/>
+        </w:rPr>
+      </w:pPr>
+      <w:r>
+        <w:rPr>
+          <w:b/>
+          <w:bCs/>
+        </w:rPr>
+        <w:pict w14:anchorId="0C7C967A">
+          <v:rect id="_x0000_i1057" style="width:0;height:1.5pt" o:hralign="center" o:hrstd="t" o:hr="t" fillcolor="#a0a0a0" stroked="f"/>
+        </w:pict>
+      </w:r>
+    </w:p>
+    <w:p>
+      <w:pPr>
+        <w:ind w:left="720"/>
+        <w:rPr>
+          <w:b/>
+          <w:bCs/>
+        </w:rPr>
+      </w:pPr>
+      <w:r>
+        <w:rPr>
+          <w:rFonts w:ascii="Segoe UI Emoji" w:hAnsi="Segoe UI Emoji" w:cs="Segoe UI Emoji"/>
+          <w:b/>
+          <w:bCs/>
+        </w:rPr>
+        <w:t>🔗</w:t>
+      </w:r>
+      <w:r>
+        <w:rPr>
+          <w:b/>
+          <w:bCs/>
+        </w:rPr>
+        <w:t xml:space="preserve"> Relationships</w:t>
+      </w:r>
+    </w:p>
+    <w:p>
+      <w:pPr>
+        <w:numPr>
+          <w:ilvl w:val="0"/>
+          <w:numId w:val="12"/>
+        </w:numPr>
+        <w:rPr>
+          <w:b/>
+          <w:bCs/>
+        </w:rPr>
+      </w:pPr>
+      <w:r>
+        <w:rPr>
+          <w:b/>
+          <w:bCs/>
+        </w:rPr>
+        <w:t>Student ↔ Enrollment ↔ Course</w:t>
+      </w:r>
+      <w:r>
+        <w:rPr>
+          <w:b/>
+          <w:bCs/>
+        </w:rPr>
+        <w:br/>
+        <w:t>A student can enroll in multiple courses; each course can have many students.</w:t>
+      </w:r>
+    </w:p>
+    <w:p>
+      <w:pPr>
+        <w:numPr>
+          <w:ilvl w:val="0"/>
+          <w:numId w:val="12"/>
+        </w:numPr>
+        <w:rPr>
+          <w:b/>
+          <w:bCs/>
+        </w:rPr>
+      </w:pPr>
+      <w:r>
+        <w:rPr>
+          <w:b/>
+          <w:bCs/>
+        </w:rPr>
+        <w:t>Lecturer ↔ Course</w:t>
+      </w:r>
+      <w:r>
+        <w:rPr>
+          <w:b/>
+          <w:bCs/>
+        </w:rPr>
+        <w:br/>
+        <w:t>A lecturer teaches one or more courses.</w:t>
+      </w:r>
+    </w:p>
+    <w:p>
+      <w:pPr>
+        <w:numPr>
+          <w:ilvl w:val="0"/>
+          <w:numId w:val="12"/>
+        </w:numPr>
+        <w:rPr>
+          <w:b/>
+          <w:bCs/>
+        </w:rPr>
+      </w:pPr>
+      <w:r>
+        <w:rPr>
+          <w:b/>
+          <w:bCs/>
+        </w:rPr>
+        <w:t>Course ↔ Subject</w:t>
+      </w:r>
+      <w:r>
+        <w:rPr>
+          <w:b/>
+          <w:bCs/>
+        </w:rPr>
+        <w:br/>
+        <w:t>A course can have multiple subjects.</w:t>
+      </w:r>
+    </w:p>
+    <w:p>
+      <w:pPr>
+        <w:numPr>
+          <w:ilvl w:val="0"/>
+          <w:numId w:val="12"/>
+        </w:numPr>
+        <w:rPr>
+          <w:b/>
+          <w:bCs/>
+        </w:rPr>
+      </w:pPr>
+      <w:r>
+        <w:rPr>
+          <w:b/>
+          <w:bCs/>
+        </w:rPr>
+        <w:t>Student ↔ Fees</w:t>
+      </w:r>
+      <w:r>
+        <w:rPr>
+          <w:b/>
+          <w:bCs/>
+        </w:rPr>
+        <w:br/>
+        <w:t>Each student has associated fee records.</w:t>
+      </w:r>
+    </w:p>
+    <w:p>
+      <w:pPr>
+        <w:numPr>
+          <w:ilvl w:val="0"/>
+          <w:numId w:val="12"/>
+        </w:numPr>
+        <w:rPr>
+          <w:b/>
+          <w:bCs/>
+        </w:rPr>
+      </w:pPr>
+      <w:r>
+        <w:rPr>
+          <w:b/>
+          <w:bCs/>
+        </w:rPr>
+        <w:t>Admin ↔ Student / Lecturer / Course</w:t>
+      </w:r>
+      <w:r>
+        <w:rPr>
+          <w:b/>
+          <w:bCs/>
+        </w:rPr>
+        <w:br/>
+        <w:t>Admin can add, update, or delete records for students, lecturers, and courses.</w:t>
+      </w:r>
     </w:p>
     <w:p>
       <w:pPr>
@@ -395,11 +377,67 @@
       </w:r>
       <w:r>
         <w:br/>
-        <w:t>List all entities with brief descriptions of their roles and attributes (e.g., Student, Course, Class, Lecturer, etc).</w:t>
-      </w:r>
-    </w:p>
-    <w:p>
-      <w:pPr>
+        <w:t xml:space="preserve">List all entities with brief descriptions of their roles and attributes (e.g., Student, Course, Class, Lecturer, </w:t>
+      </w:r>
+      <w:proofErr w:type="spellStart"/>
+      <w:r>
+        <w:t>etc</w:t>
+      </w:r>
+      <w:proofErr w:type="spellEnd"/>
+      <w:r>
+        <w:t>).</w:t>
+      </w:r>
+    </w:p>
+    <w:p>
+      <w:r>
+        <w:lastRenderedPageBreak/>
+        <w:drawing>
+          <wp:inline distT="0" distB="0" distL="0" distR="0" wp14:anchorId="33A7188F" wp14:editId="129EB88C">
+            <wp:extent cx="5943600" cy="3308350"/>
+            <wp:effectExtent l="0" t="0" r="0" b="6350"/>
+            <wp:docPr id="1321490416" name="Picture 1" descr="A diagram of a computer&#10;&#10;AI-generated content may be incorrect."/>
+            <wp:cNvGraphicFramePr>
+              <a:graphicFrameLocks xmlns:a="http://schemas.openxmlformats.org/drawingml/2006/main" noChangeAspect="1"/>
+            </wp:cNvGraphicFramePr>
+            <a:graphic xmlns:a="http://schemas.openxmlformats.org/drawingml/2006/main">
+              <a:graphicData uri="http://schemas.openxmlformats.org/drawingml/2006/picture">
+                <pic:pic xmlns:pic="http://schemas.openxmlformats.org/drawingml/2006/picture">
+                  <pic:nvPicPr>
+                    <pic:cNvPr id="1321490416" name="Picture 1" descr="A diagram of a computer&#10;&#10;AI-generated content may be incorrect."/>
+                    <pic:cNvPicPr/>
+                  </pic:nvPicPr>
+                  <pic:blipFill>
+                    <a:blip r:embed="rId5"/>
+                    <a:stretch>
+                      <a:fillRect/>
+                    </a:stretch>
+                  </pic:blipFill>
+                  <pic:spPr>
+                    <a:xfrm>
+                      <a:off x="0" y="0"/>
+                      <a:ext cx="5943600" cy="3308350"/>
+                    </a:xfrm>
+                    <a:prstGeom prst="rect">
+                      <a:avLst/>
+                    </a:prstGeom>
+                  </pic:spPr>
+                </pic:pic>
+              </a:graphicData>
+            </a:graphic>
+          </wp:inline>
+        </w:drawing>
+      </w:r>
+    </w:p>
+    <w:p>
+      <w:pPr>
+        <w:pStyle w:val="NormalWeb"/>
+        <w:ind w:left="720"/>
+      </w:pPr>
+    </w:p>
+    <w:p/>
+    <w:p>
+      <w:pPr>
+        <w:pStyle w:val="ListParagraph"/>
         <w:numPr>
           <w:ilvl w:val="0"/>
           <w:numId w:val="1"/>
@@ -416,6 +454,875 @@
         <w:br/>
         <w:t>State how many tables are required after mapping the EER to a relational schema.</w:t>
       </w:r>
+    </w:p>
+    <w:p>
+      <w:pPr>
+        <w:ind w:left="720"/>
+      </w:pPr>
+    </w:p>
+    <w:p>
+      <w:pPr>
+        <w:pStyle w:val="ListParagraph"/>
+        <w:numPr>
+          <w:ilvl w:val="0"/>
+          <w:numId w:val="14"/>
+        </w:numPr>
+        <w:rPr>
+          <w:b/>
+          <w:bCs/>
+        </w:rPr>
+      </w:pPr>
+      <w:r>
+        <w:rPr>
+          <w:b/>
+          <w:bCs/>
+        </w:rPr>
+        <w:t xml:space="preserve">Student </w:t>
+      </w:r>
+    </w:p>
+    <w:p>
+      <w:pPr>
+        <w:pStyle w:val="ListParagraph"/>
+        <w:ind w:left="1080"/>
+        <w:rPr>
+          <w:b/>
+          <w:bCs/>
+        </w:rPr>
+      </w:pPr>
+      <w:proofErr w:type="spellStart"/>
+      <w:r>
+        <w:rPr>
+          <w:b/>
+          <w:bCs/>
+        </w:rPr>
+        <w:t>student_id</w:t>
+      </w:r>
+      <w:proofErr w:type="spellEnd"/>
+      <w:r>
+        <w:rPr>
+          <w:b/>
+          <w:bCs/>
+        </w:rPr>
+        <w:t xml:space="preserve"> (Primary Key)</w:t>
+      </w:r>
+      <w:r>
+        <w:rPr>
+          <w:b/>
+          <w:bCs/>
+        </w:rPr>
+        <w:t xml:space="preserve"> </w:t>
+      </w:r>
+    </w:p>
+    <w:p>
+      <w:pPr>
+        <w:pStyle w:val="ListParagraph"/>
+        <w:ind w:left="1080"/>
+        <w:rPr>
+          <w:b/>
+          <w:bCs/>
+        </w:rPr>
+      </w:pPr>
+      <w:r>
+        <w:rPr>
+          <w:b/>
+          <w:bCs/>
+        </w:rPr>
+        <w:t>name</w:t>
+      </w:r>
+      <w:r>
+        <w:rPr>
+          <w:b/>
+          <w:bCs/>
+        </w:rPr>
+        <w:t xml:space="preserve"> </w:t>
+      </w:r>
+    </w:p>
+    <w:p>
+      <w:pPr>
+        <w:pStyle w:val="ListParagraph"/>
+        <w:ind w:left="1080"/>
+        <w:rPr>
+          <w:b/>
+          <w:bCs/>
+        </w:rPr>
+      </w:pPr>
+      <w:r>
+        <w:rPr>
+          <w:b/>
+          <w:bCs/>
+        </w:rPr>
+        <w:t>email</w:t>
+      </w:r>
+      <w:r>
+        <w:rPr>
+          <w:b/>
+          <w:bCs/>
+        </w:rPr>
+        <w:t xml:space="preserve"> </w:t>
+      </w:r>
+    </w:p>
+    <w:p>
+      <w:pPr>
+        <w:pStyle w:val="ListParagraph"/>
+        <w:ind w:left="1080"/>
+        <w:rPr>
+          <w:b/>
+          <w:bCs/>
+        </w:rPr>
+      </w:pPr>
+      <w:r>
+        <w:rPr>
+          <w:b/>
+          <w:bCs/>
+        </w:rPr>
+        <w:t>program</w:t>
+      </w:r>
+    </w:p>
+    <w:p>
+      <w:pPr>
+        <w:pStyle w:val="ListParagraph"/>
+        <w:ind w:left="1080"/>
+        <w:rPr>
+          <w:b/>
+          <w:bCs/>
+        </w:rPr>
+      </w:pPr>
+      <w:proofErr w:type="spellStart"/>
+      <w:r>
+        <w:rPr>
+          <w:b/>
+          <w:bCs/>
+        </w:rPr>
+        <w:t>year_level</w:t>
+      </w:r>
+      <w:proofErr w:type="spellEnd"/>
+    </w:p>
+    <w:p>
+      <w:pPr>
+        <w:pStyle w:val="ListParagraph"/>
+        <w:ind w:left="1080"/>
+        <w:rPr>
+          <w:b/>
+          <w:bCs/>
+        </w:rPr>
+      </w:pPr>
+    </w:p>
+    <w:p>
+      <w:pPr>
+        <w:pStyle w:val="ListParagraph"/>
+        <w:numPr>
+          <w:ilvl w:val="0"/>
+          <w:numId w:val="14"/>
+        </w:numPr>
+        <w:rPr>
+          <w:b/>
+          <w:bCs/>
+        </w:rPr>
+      </w:pPr>
+      <w:r>
+        <w:rPr>
+          <w:b/>
+          <w:bCs/>
+        </w:rPr>
+        <w:t>Lecturer</w:t>
+      </w:r>
+    </w:p>
+    <w:p>
+      <w:pPr>
+        <w:pStyle w:val="ListParagraph"/>
+        <w:ind w:left="1080"/>
+        <w:rPr>
+          <w:b/>
+          <w:bCs/>
+        </w:rPr>
+      </w:pPr>
+      <w:proofErr w:type="spellStart"/>
+      <w:r>
+        <w:rPr>
+          <w:b/>
+          <w:bCs/>
+        </w:rPr>
+        <w:t>lecturer_id</w:t>
+      </w:r>
+      <w:proofErr w:type="spellEnd"/>
+      <w:r>
+        <w:rPr>
+          <w:b/>
+          <w:bCs/>
+        </w:rPr>
+        <w:t xml:space="preserve"> (Primary Key)</w:t>
+      </w:r>
+    </w:p>
+    <w:p>
+      <w:pPr>
+        <w:pStyle w:val="ListParagraph"/>
+        <w:ind w:left="1080"/>
+        <w:rPr>
+          <w:b/>
+          <w:bCs/>
+        </w:rPr>
+      </w:pPr>
+      <w:r>
+        <w:rPr>
+          <w:b/>
+          <w:bCs/>
+        </w:rPr>
+        <w:t>name</w:t>
+      </w:r>
+    </w:p>
+    <w:p>
+      <w:pPr>
+        <w:pStyle w:val="ListParagraph"/>
+        <w:ind w:left="1080"/>
+        <w:rPr>
+          <w:b/>
+          <w:bCs/>
+        </w:rPr>
+      </w:pPr>
+      <w:r>
+        <w:rPr>
+          <w:b/>
+          <w:bCs/>
+        </w:rPr>
+        <w:t>email</w:t>
+      </w:r>
+    </w:p>
+    <w:p>
+      <w:pPr>
+        <w:pStyle w:val="ListParagraph"/>
+        <w:ind w:left="1080"/>
+        <w:rPr>
+          <w:b/>
+          <w:bCs/>
+        </w:rPr>
+      </w:pPr>
+      <w:r>
+        <w:rPr>
+          <w:b/>
+          <w:bCs/>
+        </w:rPr>
+        <w:t>department</w:t>
+      </w:r>
+    </w:p>
+    <w:p>
+      <w:pPr>
+        <w:pStyle w:val="ListParagraph"/>
+        <w:ind w:left="1080"/>
+        <w:rPr>
+          <w:b/>
+          <w:bCs/>
+        </w:rPr>
+      </w:pPr>
+    </w:p>
+    <w:p>
+      <w:pPr>
+        <w:pStyle w:val="ListParagraph"/>
+        <w:numPr>
+          <w:ilvl w:val="0"/>
+          <w:numId w:val="14"/>
+        </w:numPr>
+        <w:rPr>
+          <w:b/>
+          <w:bCs/>
+        </w:rPr>
+      </w:pPr>
+      <w:r>
+        <w:rPr>
+          <w:b/>
+          <w:bCs/>
+        </w:rPr>
+        <w:t xml:space="preserve">Admin </w:t>
+      </w:r>
+    </w:p>
+    <w:p>
+      <w:pPr>
+        <w:pStyle w:val="ListParagraph"/>
+        <w:ind w:left="1080"/>
+        <w:rPr>
+          <w:b/>
+          <w:bCs/>
+        </w:rPr>
+      </w:pPr>
+      <w:proofErr w:type="spellStart"/>
+      <w:r>
+        <w:rPr>
+          <w:b/>
+          <w:bCs/>
+        </w:rPr>
+        <w:t>admin_id</w:t>
+      </w:r>
+      <w:proofErr w:type="spellEnd"/>
+      <w:r>
+        <w:rPr>
+          <w:b/>
+          <w:bCs/>
+        </w:rPr>
+        <w:t xml:space="preserve"> (Primary Key)</w:t>
+      </w:r>
+    </w:p>
+    <w:p>
+      <w:pPr>
+        <w:pStyle w:val="ListParagraph"/>
+        <w:ind w:left="1080"/>
+        <w:rPr>
+          <w:b/>
+          <w:bCs/>
+        </w:rPr>
+      </w:pPr>
+      <w:r>
+        <w:rPr>
+          <w:b/>
+          <w:bCs/>
+        </w:rPr>
+        <w:t>name</w:t>
+      </w:r>
+    </w:p>
+    <w:p>
+      <w:pPr>
+        <w:pStyle w:val="ListParagraph"/>
+        <w:ind w:left="1080"/>
+        <w:rPr>
+          <w:b/>
+          <w:bCs/>
+        </w:rPr>
+      </w:pPr>
+      <w:r>
+        <w:rPr>
+          <w:b/>
+          <w:bCs/>
+        </w:rPr>
+        <w:t>email</w:t>
+      </w:r>
+    </w:p>
+    <w:p>
+      <w:pPr>
+        <w:pStyle w:val="ListParagraph"/>
+        <w:ind w:left="1080"/>
+        <w:rPr>
+          <w:b/>
+          <w:bCs/>
+        </w:rPr>
+      </w:pPr>
+      <w:r>
+        <w:rPr>
+          <w:b/>
+          <w:bCs/>
+        </w:rPr>
+        <w:t>role</w:t>
+      </w:r>
+    </w:p>
+    <w:p>
+      <w:pPr>
+        <w:pStyle w:val="ListParagraph"/>
+        <w:ind w:left="1080"/>
+        <w:rPr>
+          <w:b/>
+          <w:bCs/>
+        </w:rPr>
+      </w:pPr>
+    </w:p>
+    <w:p>
+      <w:pPr>
+        <w:pStyle w:val="ListParagraph"/>
+        <w:numPr>
+          <w:ilvl w:val="0"/>
+          <w:numId w:val="14"/>
+        </w:numPr>
+        <w:rPr>
+          <w:b/>
+          <w:bCs/>
+        </w:rPr>
+      </w:pPr>
+      <w:r>
+        <w:rPr>
+          <w:b/>
+          <w:bCs/>
+        </w:rPr>
+        <w:t>Course</w:t>
+      </w:r>
+    </w:p>
+    <w:p>
+      <w:pPr>
+        <w:pStyle w:val="ListParagraph"/>
+        <w:ind w:left="1080"/>
+        <w:rPr>
+          <w:b/>
+          <w:bCs/>
+        </w:rPr>
+      </w:pPr>
+      <w:proofErr w:type="spellStart"/>
+      <w:r>
+        <w:rPr>
+          <w:b/>
+          <w:bCs/>
+        </w:rPr>
+        <w:t>course_id</w:t>
+      </w:r>
+      <w:proofErr w:type="spellEnd"/>
+      <w:r>
+        <w:rPr>
+          <w:b/>
+          <w:bCs/>
+        </w:rPr>
+        <w:t xml:space="preserve"> (Primary Key)</w:t>
+      </w:r>
+    </w:p>
+    <w:p>
+      <w:pPr>
+        <w:pStyle w:val="ListParagraph"/>
+        <w:ind w:left="1080"/>
+        <w:rPr>
+          <w:b/>
+          <w:bCs/>
+        </w:rPr>
+      </w:pPr>
+      <w:proofErr w:type="spellStart"/>
+      <w:r>
+        <w:rPr>
+          <w:b/>
+          <w:bCs/>
+        </w:rPr>
+        <w:t>course_name</w:t>
+      </w:r>
+      <w:proofErr w:type="spellEnd"/>
+    </w:p>
+    <w:p>
+      <w:pPr>
+        <w:pStyle w:val="ListParagraph"/>
+        <w:ind w:left="1080"/>
+        <w:rPr>
+          <w:b/>
+          <w:bCs/>
+        </w:rPr>
+      </w:pPr>
+      <w:r>
+        <w:rPr>
+          <w:b/>
+          <w:bCs/>
+        </w:rPr>
+        <w:t>description</w:t>
+      </w:r>
+    </w:p>
+    <w:p>
+      <w:pPr>
+        <w:pStyle w:val="ListParagraph"/>
+        <w:ind w:left="1080"/>
+        <w:rPr>
+          <w:b/>
+          <w:bCs/>
+        </w:rPr>
+      </w:pPr>
+      <w:r>
+        <w:rPr>
+          <w:b/>
+          <w:bCs/>
+        </w:rPr>
+        <w:t>credits</w:t>
+      </w:r>
+    </w:p>
+    <w:p>
+      <w:pPr>
+        <w:pStyle w:val="ListParagraph"/>
+        <w:ind w:left="1080"/>
+        <w:rPr>
+          <w:b/>
+          <w:bCs/>
+        </w:rPr>
+      </w:pPr>
+      <w:proofErr w:type="spellStart"/>
+      <w:r>
+        <w:rPr>
+          <w:b/>
+          <w:bCs/>
+        </w:rPr>
+        <w:t>lecturer_id</w:t>
+      </w:r>
+      <w:proofErr w:type="spellEnd"/>
+      <w:r>
+        <w:rPr>
+          <w:b/>
+          <w:bCs/>
+        </w:rPr>
+        <w:t xml:space="preserve"> (Foreign Key)</w:t>
+      </w:r>
+    </w:p>
+    <w:p>
+      <w:pPr>
+        <w:pStyle w:val="ListParagraph"/>
+        <w:numPr>
+          <w:ilvl w:val="0"/>
+          <w:numId w:val="14"/>
+        </w:numPr>
+        <w:rPr>
+          <w:b/>
+          <w:bCs/>
+        </w:rPr>
+      </w:pPr>
+      <w:r>
+        <w:rPr>
+          <w:b/>
+          <w:bCs/>
+        </w:rPr>
+        <w:t>Subject</w:t>
+      </w:r>
+    </w:p>
+    <w:p>
+      <w:pPr>
+        <w:pStyle w:val="ListParagraph"/>
+        <w:ind w:left="1080"/>
+        <w:rPr>
+          <w:b/>
+          <w:bCs/>
+        </w:rPr>
+      </w:pPr>
+      <w:proofErr w:type="spellStart"/>
+      <w:r>
+        <w:rPr>
+          <w:b/>
+          <w:bCs/>
+        </w:rPr>
+        <w:t>subject_id</w:t>
+      </w:r>
+      <w:proofErr w:type="spellEnd"/>
+      <w:r>
+        <w:rPr>
+          <w:b/>
+          <w:bCs/>
+        </w:rPr>
+        <w:t xml:space="preserve"> (Primary Key)</w:t>
+      </w:r>
+    </w:p>
+    <w:p>
+      <w:pPr>
+        <w:pStyle w:val="ListParagraph"/>
+        <w:ind w:left="1080"/>
+        <w:rPr>
+          <w:b/>
+          <w:bCs/>
+        </w:rPr>
+      </w:pPr>
+      <w:proofErr w:type="spellStart"/>
+      <w:r>
+        <w:rPr>
+          <w:b/>
+          <w:bCs/>
+        </w:rPr>
+        <w:t>subject_name</w:t>
+      </w:r>
+      <w:proofErr w:type="spellEnd"/>
+    </w:p>
+    <w:p>
+      <w:pPr>
+        <w:pStyle w:val="ListParagraph"/>
+        <w:ind w:left="1080"/>
+        <w:rPr>
+          <w:b/>
+          <w:bCs/>
+        </w:rPr>
+      </w:pPr>
+      <w:proofErr w:type="spellStart"/>
+      <w:r>
+        <w:rPr>
+          <w:b/>
+          <w:bCs/>
+        </w:rPr>
+        <w:t>course_id</w:t>
+      </w:r>
+      <w:proofErr w:type="spellEnd"/>
+      <w:r>
+        <w:rPr>
+          <w:b/>
+          <w:bCs/>
+        </w:rPr>
+        <w:t xml:space="preserve"> (Foreign Key)</w:t>
+      </w:r>
+    </w:p>
+    <w:p>
+      <w:pPr>
+        <w:pStyle w:val="ListParagraph"/>
+        <w:ind w:left="1080"/>
+        <w:rPr>
+          <w:b/>
+          <w:bCs/>
+        </w:rPr>
+      </w:pPr>
+    </w:p>
+    <w:p>
+      <w:pPr>
+        <w:pStyle w:val="ListParagraph"/>
+        <w:numPr>
+          <w:ilvl w:val="0"/>
+          <w:numId w:val="14"/>
+        </w:numPr>
+        <w:rPr>
+          <w:b/>
+          <w:bCs/>
+        </w:rPr>
+      </w:pPr>
+      <w:r>
+        <w:rPr>
+          <w:b/>
+          <w:bCs/>
+        </w:rPr>
+        <w:t>Enrollment</w:t>
+      </w:r>
+    </w:p>
+    <w:p>
+      <w:pPr>
+        <w:pStyle w:val="ListParagraph"/>
+        <w:ind w:left="1080"/>
+        <w:rPr>
+          <w:b/>
+          <w:bCs/>
+        </w:rPr>
+      </w:pPr>
+      <w:proofErr w:type="spellStart"/>
+      <w:r>
+        <w:rPr>
+          <w:b/>
+          <w:bCs/>
+        </w:rPr>
+        <w:t>enrollment_id</w:t>
+      </w:r>
+      <w:proofErr w:type="spellEnd"/>
+      <w:r>
+        <w:rPr>
+          <w:b/>
+          <w:bCs/>
+        </w:rPr>
+        <w:t xml:space="preserve"> (Primary Key)</w:t>
+      </w:r>
+    </w:p>
+    <w:p>
+      <w:pPr>
+        <w:pStyle w:val="ListParagraph"/>
+        <w:ind w:left="1080"/>
+        <w:rPr>
+          <w:b/>
+          <w:bCs/>
+        </w:rPr>
+      </w:pPr>
+      <w:proofErr w:type="spellStart"/>
+      <w:r>
+        <w:rPr>
+          <w:b/>
+          <w:bCs/>
+        </w:rPr>
+        <w:t>student_id</w:t>
+      </w:r>
+      <w:proofErr w:type="spellEnd"/>
+      <w:r>
+        <w:rPr>
+          <w:b/>
+          <w:bCs/>
+        </w:rPr>
+        <w:t xml:space="preserve"> (Foreign Key)</w:t>
+      </w:r>
+    </w:p>
+    <w:p>
+      <w:pPr>
+        <w:pStyle w:val="ListParagraph"/>
+        <w:ind w:left="1080"/>
+        <w:rPr>
+          <w:b/>
+          <w:bCs/>
+        </w:rPr>
+      </w:pPr>
+      <w:proofErr w:type="spellStart"/>
+      <w:r>
+        <w:rPr>
+          <w:b/>
+          <w:bCs/>
+        </w:rPr>
+        <w:t>course_id</w:t>
+      </w:r>
+      <w:proofErr w:type="spellEnd"/>
+      <w:r>
+        <w:rPr>
+          <w:b/>
+          <w:bCs/>
+        </w:rPr>
+        <w:t xml:space="preserve"> (Foreign Key)</w:t>
+      </w:r>
+    </w:p>
+    <w:p>
+      <w:pPr>
+        <w:pStyle w:val="ListParagraph"/>
+        <w:ind w:left="1080"/>
+        <w:rPr>
+          <w:b/>
+          <w:bCs/>
+        </w:rPr>
+      </w:pPr>
+      <w:r>
+        <w:rPr>
+          <w:b/>
+          <w:bCs/>
+        </w:rPr>
+        <w:t>semester</w:t>
+      </w:r>
+    </w:p>
+    <w:p>
+      <w:pPr>
+        <w:pStyle w:val="ListParagraph"/>
+        <w:ind w:left="1080"/>
+        <w:rPr>
+          <w:b/>
+          <w:bCs/>
+        </w:rPr>
+      </w:pPr>
+      <w:r>
+        <w:rPr>
+          <w:b/>
+          <w:bCs/>
+        </w:rPr>
+        <w:t>status (e.g., enrolled, dropped, completed)</w:t>
+      </w:r>
+    </w:p>
+    <w:p>
+      <w:pPr>
+        <w:pStyle w:val="ListParagraph"/>
+        <w:ind w:left="1080"/>
+        <w:rPr>
+          <w:b/>
+          <w:bCs/>
+        </w:rPr>
+      </w:pPr>
+    </w:p>
+    <w:p>
+      <w:pPr>
+        <w:pStyle w:val="ListParagraph"/>
+        <w:numPr>
+          <w:ilvl w:val="0"/>
+          <w:numId w:val="14"/>
+        </w:numPr>
+        <w:rPr>
+          <w:b/>
+          <w:bCs/>
+        </w:rPr>
+      </w:pPr>
+      <w:r>
+        <w:rPr>
+          <w:b/>
+          <w:bCs/>
+        </w:rPr>
+        <w:t>Fees</w:t>
+      </w:r>
+    </w:p>
+    <w:p>
+      <w:pPr>
+        <w:pStyle w:val="ListParagraph"/>
+        <w:ind w:left="1080"/>
+        <w:rPr>
+          <w:b/>
+          <w:bCs/>
+        </w:rPr>
+      </w:pPr>
+      <w:proofErr w:type="spellStart"/>
+      <w:r>
+        <w:rPr>
+          <w:b/>
+          <w:bCs/>
+        </w:rPr>
+        <w:t>fee_id</w:t>
+      </w:r>
+      <w:proofErr w:type="spellEnd"/>
+      <w:r>
+        <w:rPr>
+          <w:b/>
+          <w:bCs/>
+        </w:rPr>
+        <w:t xml:space="preserve"> (Primary Key)</w:t>
+      </w:r>
+    </w:p>
+    <w:p>
+      <w:pPr>
+        <w:pStyle w:val="ListParagraph"/>
+        <w:ind w:left="1080"/>
+        <w:rPr>
+          <w:b/>
+          <w:bCs/>
+        </w:rPr>
+      </w:pPr>
+      <w:proofErr w:type="spellStart"/>
+      <w:r>
+        <w:rPr>
+          <w:b/>
+          <w:bCs/>
+        </w:rPr>
+        <w:t>student_id</w:t>
+      </w:r>
+      <w:proofErr w:type="spellEnd"/>
+      <w:r>
+        <w:rPr>
+          <w:b/>
+          <w:bCs/>
+        </w:rPr>
+        <w:t xml:space="preserve"> (Foreign Key)</w:t>
+      </w:r>
+    </w:p>
+    <w:p>
+      <w:pPr>
+        <w:pStyle w:val="ListParagraph"/>
+        <w:ind w:left="1080"/>
+        <w:rPr>
+          <w:b/>
+          <w:bCs/>
+        </w:rPr>
+      </w:pPr>
+      <w:r>
+        <w:rPr>
+          <w:b/>
+          <w:bCs/>
+        </w:rPr>
+        <w:t>amount</w:t>
+      </w:r>
+    </w:p>
+    <w:p>
+      <w:pPr>
+        <w:pStyle w:val="ListParagraph"/>
+        <w:ind w:left="1080"/>
+        <w:rPr>
+          <w:b/>
+          <w:bCs/>
+        </w:rPr>
+      </w:pPr>
+      <w:proofErr w:type="spellStart"/>
+      <w:r>
+        <w:rPr>
+          <w:b/>
+          <w:bCs/>
+        </w:rPr>
+        <w:t>due_date</w:t>
+      </w:r>
+      <w:proofErr w:type="spellEnd"/>
+    </w:p>
+    <w:p>
+      <w:pPr>
+        <w:pStyle w:val="ListParagraph"/>
+        <w:ind w:left="1080"/>
+        <w:rPr>
+          <w:b/>
+          <w:bCs/>
+        </w:rPr>
+      </w:pPr>
+      <w:r>
+        <w:rPr>
+          <w:b/>
+          <w:bCs/>
+        </w:rPr>
+        <w:t>status (paid/unpaid)</w:t>
+      </w:r>
+    </w:p>
+    <w:p>
+      <w:pPr>
+        <w:ind w:left="720"/>
+      </w:pPr>
+    </w:p>
+    <w:p>
+      <w:pPr>
+        <w:ind w:left="720"/>
+      </w:pPr>
     </w:p>
     <w:p/>
     <w:sectPr>
@@ -544,6 +1451,1602 @@
     </w:lvl>
   </w:abstractNum>
   <w:abstractNum w:abstractNumId="1" w15:restartNumberingAfterBreak="0">
+    <w:nsid w:val="045850D8"/>
+    <w:multiLevelType w:val="hybridMultilevel"/>
+    <w:tmpl w:val="9160AD26"/>
+    <w:lvl w:ilvl="0" w:tplc="2140E068">
+      <w:start w:val="1"/>
+      <w:numFmt w:val="upperLetter"/>
+      <w:lvlText w:val="%1."/>
+      <w:lvlJc w:val="left"/>
+      <w:pPr>
+        <w:ind w:left="852" w:hanging="360"/>
+      </w:pPr>
+      <w:rPr>
+        <w:rFonts w:hint="default"/>
+      </w:rPr>
+    </w:lvl>
+    <w:lvl w:ilvl="1" w:tplc="34090019" w:tentative="1">
+      <w:start w:val="1"/>
+      <w:numFmt w:val="lowerLetter"/>
+      <w:lvlText w:val="%2."/>
+      <w:lvlJc w:val="left"/>
+      <w:pPr>
+        <w:ind w:left="1572" w:hanging="360"/>
+      </w:pPr>
+    </w:lvl>
+    <w:lvl w:ilvl="2" w:tplc="3409001B" w:tentative="1">
+      <w:start w:val="1"/>
+      <w:numFmt w:val="lowerRoman"/>
+      <w:lvlText w:val="%3."/>
+      <w:lvlJc w:val="right"/>
+      <w:pPr>
+        <w:ind w:left="2292" w:hanging="180"/>
+      </w:pPr>
+    </w:lvl>
+    <w:lvl w:ilvl="3" w:tplc="3409000F" w:tentative="1">
+      <w:start w:val="1"/>
+      <w:numFmt w:val="decimal"/>
+      <w:lvlText w:val="%4."/>
+      <w:lvlJc w:val="left"/>
+      <w:pPr>
+        <w:ind w:left="3012" w:hanging="360"/>
+      </w:pPr>
+    </w:lvl>
+    <w:lvl w:ilvl="4" w:tplc="34090019" w:tentative="1">
+      <w:start w:val="1"/>
+      <w:numFmt w:val="lowerLetter"/>
+      <w:lvlText w:val="%5."/>
+      <w:lvlJc w:val="left"/>
+      <w:pPr>
+        <w:ind w:left="3732" w:hanging="360"/>
+      </w:pPr>
+    </w:lvl>
+    <w:lvl w:ilvl="5" w:tplc="3409001B" w:tentative="1">
+      <w:start w:val="1"/>
+      <w:numFmt w:val="lowerRoman"/>
+      <w:lvlText w:val="%6."/>
+      <w:lvlJc w:val="right"/>
+      <w:pPr>
+        <w:ind w:left="4452" w:hanging="180"/>
+      </w:pPr>
+    </w:lvl>
+    <w:lvl w:ilvl="6" w:tplc="3409000F" w:tentative="1">
+      <w:start w:val="1"/>
+      <w:numFmt w:val="decimal"/>
+      <w:lvlText w:val="%7."/>
+      <w:lvlJc w:val="left"/>
+      <w:pPr>
+        <w:ind w:left="5172" w:hanging="360"/>
+      </w:pPr>
+    </w:lvl>
+    <w:lvl w:ilvl="7" w:tplc="34090019" w:tentative="1">
+      <w:start w:val="1"/>
+      <w:numFmt w:val="lowerLetter"/>
+      <w:lvlText w:val="%8."/>
+      <w:lvlJc w:val="left"/>
+      <w:pPr>
+        <w:ind w:left="5892" w:hanging="360"/>
+      </w:pPr>
+    </w:lvl>
+    <w:lvl w:ilvl="8" w:tplc="3409001B" w:tentative="1">
+      <w:start w:val="1"/>
+      <w:numFmt w:val="lowerRoman"/>
+      <w:lvlText w:val="%9."/>
+      <w:lvlJc w:val="right"/>
+      <w:pPr>
+        <w:ind w:left="6612" w:hanging="180"/>
+      </w:pPr>
+    </w:lvl>
+  </w:abstractNum>
+  <w:abstractNum w:abstractNumId="2" w15:restartNumberingAfterBreak="0">
+    <w:nsid w:val="136A0EDF"/>
+    <w:multiLevelType w:val="multilevel"/>
+    <w:tmpl w:val="46382092"/>
+    <w:lvl w:ilvl="0">
+      <w:start w:val="1"/>
+      <w:numFmt w:val="bullet"/>
+      <w:lvlText w:val=""/>
+      <w:lvlJc w:val="left"/>
+      <w:pPr>
+        <w:tabs>
+          <w:tab w:val="num" w:pos="720"/>
+        </w:tabs>
+        <w:ind w:left="720" w:hanging="360"/>
+      </w:pPr>
+      <w:rPr>
+        <w:rFonts w:ascii="Symbol" w:hAnsi="Symbol" w:hint="default"/>
+        <w:sz w:val="20"/>
+      </w:rPr>
+    </w:lvl>
+    <w:lvl w:ilvl="1" w:tentative="1">
+      <w:start w:val="1"/>
+      <w:numFmt w:val="bullet"/>
+      <w:lvlText w:val="o"/>
+      <w:lvlJc w:val="left"/>
+      <w:pPr>
+        <w:tabs>
+          <w:tab w:val="num" w:pos="1440"/>
+        </w:tabs>
+        <w:ind w:left="1440" w:hanging="360"/>
+      </w:pPr>
+      <w:rPr>
+        <w:rFonts w:ascii="Courier New" w:hAnsi="Courier New" w:hint="default"/>
+        <w:sz w:val="20"/>
+      </w:rPr>
+    </w:lvl>
+    <w:lvl w:ilvl="2" w:tentative="1">
+      <w:start w:val="1"/>
+      <w:numFmt w:val="bullet"/>
+      <w:lvlText w:val=""/>
+      <w:lvlJc w:val="left"/>
+      <w:pPr>
+        <w:tabs>
+          <w:tab w:val="num" w:pos="2160"/>
+        </w:tabs>
+        <w:ind w:left="2160" w:hanging="360"/>
+      </w:pPr>
+      <w:rPr>
+        <w:rFonts w:ascii="Wingdings" w:hAnsi="Wingdings" w:hint="default"/>
+        <w:sz w:val="20"/>
+      </w:rPr>
+    </w:lvl>
+    <w:lvl w:ilvl="3" w:tentative="1">
+      <w:start w:val="1"/>
+      <w:numFmt w:val="bullet"/>
+      <w:lvlText w:val=""/>
+      <w:lvlJc w:val="left"/>
+      <w:pPr>
+        <w:tabs>
+          <w:tab w:val="num" w:pos="2880"/>
+        </w:tabs>
+        <w:ind w:left="2880" w:hanging="360"/>
+      </w:pPr>
+      <w:rPr>
+        <w:rFonts w:ascii="Wingdings" w:hAnsi="Wingdings" w:hint="default"/>
+        <w:sz w:val="20"/>
+      </w:rPr>
+    </w:lvl>
+    <w:lvl w:ilvl="4" w:tentative="1">
+      <w:start w:val="1"/>
+      <w:numFmt w:val="bullet"/>
+      <w:lvlText w:val=""/>
+      <w:lvlJc w:val="left"/>
+      <w:pPr>
+        <w:tabs>
+          <w:tab w:val="num" w:pos="3600"/>
+        </w:tabs>
+        <w:ind w:left="3600" w:hanging="360"/>
+      </w:pPr>
+      <w:rPr>
+        <w:rFonts w:ascii="Wingdings" w:hAnsi="Wingdings" w:hint="default"/>
+        <w:sz w:val="20"/>
+      </w:rPr>
+    </w:lvl>
+    <w:lvl w:ilvl="5" w:tentative="1">
+      <w:start w:val="1"/>
+      <w:numFmt w:val="bullet"/>
+      <w:lvlText w:val=""/>
+      <w:lvlJc w:val="left"/>
+      <w:pPr>
+        <w:tabs>
+          <w:tab w:val="num" w:pos="4320"/>
+        </w:tabs>
+        <w:ind w:left="4320" w:hanging="360"/>
+      </w:pPr>
+      <w:rPr>
+        <w:rFonts w:ascii="Wingdings" w:hAnsi="Wingdings" w:hint="default"/>
+        <w:sz w:val="20"/>
+      </w:rPr>
+    </w:lvl>
+    <w:lvl w:ilvl="6" w:tentative="1">
+      <w:start w:val="1"/>
+      <w:numFmt w:val="bullet"/>
+      <w:lvlText w:val=""/>
+      <w:lvlJc w:val="left"/>
+      <w:pPr>
+        <w:tabs>
+          <w:tab w:val="num" w:pos="5040"/>
+        </w:tabs>
+        <w:ind w:left="5040" w:hanging="360"/>
+      </w:pPr>
+      <w:rPr>
+        <w:rFonts w:ascii="Wingdings" w:hAnsi="Wingdings" w:hint="default"/>
+        <w:sz w:val="20"/>
+      </w:rPr>
+    </w:lvl>
+    <w:lvl w:ilvl="7" w:tentative="1">
+      <w:start w:val="1"/>
+      <w:numFmt w:val="bullet"/>
+      <w:lvlText w:val=""/>
+      <w:lvlJc w:val="left"/>
+      <w:pPr>
+        <w:tabs>
+          <w:tab w:val="num" w:pos="5760"/>
+        </w:tabs>
+        <w:ind w:left="5760" w:hanging="360"/>
+      </w:pPr>
+      <w:rPr>
+        <w:rFonts w:ascii="Wingdings" w:hAnsi="Wingdings" w:hint="default"/>
+        <w:sz w:val="20"/>
+      </w:rPr>
+    </w:lvl>
+    <w:lvl w:ilvl="8" w:tentative="1">
+      <w:start w:val="1"/>
+      <w:numFmt w:val="bullet"/>
+      <w:lvlText w:val=""/>
+      <w:lvlJc w:val="left"/>
+      <w:pPr>
+        <w:tabs>
+          <w:tab w:val="num" w:pos="6480"/>
+        </w:tabs>
+        <w:ind w:left="6480" w:hanging="360"/>
+      </w:pPr>
+      <w:rPr>
+        <w:rFonts w:ascii="Wingdings" w:hAnsi="Wingdings" w:hint="default"/>
+        <w:sz w:val="20"/>
+      </w:rPr>
+    </w:lvl>
+  </w:abstractNum>
+  <w:abstractNum w:abstractNumId="3" w15:restartNumberingAfterBreak="0">
+    <w:nsid w:val="27E10D54"/>
+    <w:multiLevelType w:val="multilevel"/>
+    <w:tmpl w:val="02CC91A6"/>
+    <w:lvl w:ilvl="0">
+      <w:start w:val="1"/>
+      <w:numFmt w:val="bullet"/>
+      <w:lvlText w:val=""/>
+      <w:lvlJc w:val="left"/>
+      <w:pPr>
+        <w:tabs>
+          <w:tab w:val="num" w:pos="720"/>
+        </w:tabs>
+        <w:ind w:left="720" w:hanging="360"/>
+      </w:pPr>
+      <w:rPr>
+        <w:rFonts w:ascii="Symbol" w:hAnsi="Symbol" w:hint="default"/>
+        <w:sz w:val="20"/>
+      </w:rPr>
+    </w:lvl>
+    <w:lvl w:ilvl="1" w:tentative="1">
+      <w:start w:val="1"/>
+      <w:numFmt w:val="bullet"/>
+      <w:lvlText w:val="o"/>
+      <w:lvlJc w:val="left"/>
+      <w:pPr>
+        <w:tabs>
+          <w:tab w:val="num" w:pos="1440"/>
+        </w:tabs>
+        <w:ind w:left="1440" w:hanging="360"/>
+      </w:pPr>
+      <w:rPr>
+        <w:rFonts w:ascii="Courier New" w:hAnsi="Courier New" w:hint="default"/>
+        <w:sz w:val="20"/>
+      </w:rPr>
+    </w:lvl>
+    <w:lvl w:ilvl="2" w:tentative="1">
+      <w:start w:val="1"/>
+      <w:numFmt w:val="bullet"/>
+      <w:lvlText w:val=""/>
+      <w:lvlJc w:val="left"/>
+      <w:pPr>
+        <w:tabs>
+          <w:tab w:val="num" w:pos="2160"/>
+        </w:tabs>
+        <w:ind w:left="2160" w:hanging="360"/>
+      </w:pPr>
+      <w:rPr>
+        <w:rFonts w:ascii="Wingdings" w:hAnsi="Wingdings" w:hint="default"/>
+        <w:sz w:val="20"/>
+      </w:rPr>
+    </w:lvl>
+    <w:lvl w:ilvl="3" w:tentative="1">
+      <w:start w:val="1"/>
+      <w:numFmt w:val="bullet"/>
+      <w:lvlText w:val=""/>
+      <w:lvlJc w:val="left"/>
+      <w:pPr>
+        <w:tabs>
+          <w:tab w:val="num" w:pos="2880"/>
+        </w:tabs>
+        <w:ind w:left="2880" w:hanging="360"/>
+      </w:pPr>
+      <w:rPr>
+        <w:rFonts w:ascii="Wingdings" w:hAnsi="Wingdings" w:hint="default"/>
+        <w:sz w:val="20"/>
+      </w:rPr>
+    </w:lvl>
+    <w:lvl w:ilvl="4" w:tentative="1">
+      <w:start w:val="1"/>
+      <w:numFmt w:val="bullet"/>
+      <w:lvlText w:val=""/>
+      <w:lvlJc w:val="left"/>
+      <w:pPr>
+        <w:tabs>
+          <w:tab w:val="num" w:pos="3600"/>
+        </w:tabs>
+        <w:ind w:left="3600" w:hanging="360"/>
+      </w:pPr>
+      <w:rPr>
+        <w:rFonts w:ascii="Wingdings" w:hAnsi="Wingdings" w:hint="default"/>
+        <w:sz w:val="20"/>
+      </w:rPr>
+    </w:lvl>
+    <w:lvl w:ilvl="5" w:tentative="1">
+      <w:start w:val="1"/>
+      <w:numFmt w:val="bullet"/>
+      <w:lvlText w:val=""/>
+      <w:lvlJc w:val="left"/>
+      <w:pPr>
+        <w:tabs>
+          <w:tab w:val="num" w:pos="4320"/>
+        </w:tabs>
+        <w:ind w:left="4320" w:hanging="360"/>
+      </w:pPr>
+      <w:rPr>
+        <w:rFonts w:ascii="Wingdings" w:hAnsi="Wingdings" w:hint="default"/>
+        <w:sz w:val="20"/>
+      </w:rPr>
+    </w:lvl>
+    <w:lvl w:ilvl="6" w:tentative="1">
+      <w:start w:val="1"/>
+      <w:numFmt w:val="bullet"/>
+      <w:lvlText w:val=""/>
+      <w:lvlJc w:val="left"/>
+      <w:pPr>
+        <w:tabs>
+          <w:tab w:val="num" w:pos="5040"/>
+        </w:tabs>
+        <w:ind w:left="5040" w:hanging="360"/>
+      </w:pPr>
+      <w:rPr>
+        <w:rFonts w:ascii="Wingdings" w:hAnsi="Wingdings" w:hint="default"/>
+        <w:sz w:val="20"/>
+      </w:rPr>
+    </w:lvl>
+    <w:lvl w:ilvl="7" w:tentative="1">
+      <w:start w:val="1"/>
+      <w:numFmt w:val="bullet"/>
+      <w:lvlText w:val=""/>
+      <w:lvlJc w:val="left"/>
+      <w:pPr>
+        <w:tabs>
+          <w:tab w:val="num" w:pos="5760"/>
+        </w:tabs>
+        <w:ind w:left="5760" w:hanging="360"/>
+      </w:pPr>
+      <w:rPr>
+        <w:rFonts w:ascii="Wingdings" w:hAnsi="Wingdings" w:hint="default"/>
+        <w:sz w:val="20"/>
+      </w:rPr>
+    </w:lvl>
+    <w:lvl w:ilvl="8" w:tentative="1">
+      <w:start w:val="1"/>
+      <w:numFmt w:val="bullet"/>
+      <w:lvlText w:val=""/>
+      <w:lvlJc w:val="left"/>
+      <w:pPr>
+        <w:tabs>
+          <w:tab w:val="num" w:pos="6480"/>
+        </w:tabs>
+        <w:ind w:left="6480" w:hanging="360"/>
+      </w:pPr>
+      <w:rPr>
+        <w:rFonts w:ascii="Wingdings" w:hAnsi="Wingdings" w:hint="default"/>
+        <w:sz w:val="20"/>
+      </w:rPr>
+    </w:lvl>
+  </w:abstractNum>
+  <w:abstractNum w:abstractNumId="4" w15:restartNumberingAfterBreak="0">
+    <w:nsid w:val="2AA70BBB"/>
+    <w:multiLevelType w:val="multilevel"/>
+    <w:tmpl w:val="473ACB72"/>
+    <w:lvl w:ilvl="0">
+      <w:start w:val="1"/>
+      <w:numFmt w:val="bullet"/>
+      <w:lvlText w:val=""/>
+      <w:lvlJc w:val="left"/>
+      <w:pPr>
+        <w:tabs>
+          <w:tab w:val="num" w:pos="720"/>
+        </w:tabs>
+        <w:ind w:left="720" w:hanging="360"/>
+      </w:pPr>
+      <w:rPr>
+        <w:rFonts w:ascii="Symbol" w:hAnsi="Symbol" w:hint="default"/>
+        <w:sz w:val="20"/>
+      </w:rPr>
+    </w:lvl>
+    <w:lvl w:ilvl="1" w:tentative="1">
+      <w:start w:val="1"/>
+      <w:numFmt w:val="bullet"/>
+      <w:lvlText w:val="o"/>
+      <w:lvlJc w:val="left"/>
+      <w:pPr>
+        <w:tabs>
+          <w:tab w:val="num" w:pos="1440"/>
+        </w:tabs>
+        <w:ind w:left="1440" w:hanging="360"/>
+      </w:pPr>
+      <w:rPr>
+        <w:rFonts w:ascii="Courier New" w:hAnsi="Courier New" w:hint="default"/>
+        <w:sz w:val="20"/>
+      </w:rPr>
+    </w:lvl>
+    <w:lvl w:ilvl="2" w:tentative="1">
+      <w:start w:val="1"/>
+      <w:numFmt w:val="bullet"/>
+      <w:lvlText w:val=""/>
+      <w:lvlJc w:val="left"/>
+      <w:pPr>
+        <w:tabs>
+          <w:tab w:val="num" w:pos="2160"/>
+        </w:tabs>
+        <w:ind w:left="2160" w:hanging="360"/>
+      </w:pPr>
+      <w:rPr>
+        <w:rFonts w:ascii="Wingdings" w:hAnsi="Wingdings" w:hint="default"/>
+        <w:sz w:val="20"/>
+      </w:rPr>
+    </w:lvl>
+    <w:lvl w:ilvl="3" w:tentative="1">
+      <w:start w:val="1"/>
+      <w:numFmt w:val="bullet"/>
+      <w:lvlText w:val=""/>
+      <w:lvlJc w:val="left"/>
+      <w:pPr>
+        <w:tabs>
+          <w:tab w:val="num" w:pos="2880"/>
+        </w:tabs>
+        <w:ind w:left="2880" w:hanging="360"/>
+      </w:pPr>
+      <w:rPr>
+        <w:rFonts w:ascii="Wingdings" w:hAnsi="Wingdings" w:hint="default"/>
+        <w:sz w:val="20"/>
+      </w:rPr>
+    </w:lvl>
+    <w:lvl w:ilvl="4" w:tentative="1">
+      <w:start w:val="1"/>
+      <w:numFmt w:val="bullet"/>
+      <w:lvlText w:val=""/>
+      <w:lvlJc w:val="left"/>
+      <w:pPr>
+        <w:tabs>
+          <w:tab w:val="num" w:pos="3600"/>
+        </w:tabs>
+        <w:ind w:left="3600" w:hanging="360"/>
+      </w:pPr>
+      <w:rPr>
+        <w:rFonts w:ascii="Wingdings" w:hAnsi="Wingdings" w:hint="default"/>
+        <w:sz w:val="20"/>
+      </w:rPr>
+    </w:lvl>
+    <w:lvl w:ilvl="5" w:tentative="1">
+      <w:start w:val="1"/>
+      <w:numFmt w:val="bullet"/>
+      <w:lvlText w:val=""/>
+      <w:lvlJc w:val="left"/>
+      <w:pPr>
+        <w:tabs>
+          <w:tab w:val="num" w:pos="4320"/>
+        </w:tabs>
+        <w:ind w:left="4320" w:hanging="360"/>
+      </w:pPr>
+      <w:rPr>
+        <w:rFonts w:ascii="Wingdings" w:hAnsi="Wingdings" w:hint="default"/>
+        <w:sz w:val="20"/>
+      </w:rPr>
+    </w:lvl>
+    <w:lvl w:ilvl="6" w:tentative="1">
+      <w:start w:val="1"/>
+      <w:numFmt w:val="bullet"/>
+      <w:lvlText w:val=""/>
+      <w:lvlJc w:val="left"/>
+      <w:pPr>
+        <w:tabs>
+          <w:tab w:val="num" w:pos="5040"/>
+        </w:tabs>
+        <w:ind w:left="5040" w:hanging="360"/>
+      </w:pPr>
+      <w:rPr>
+        <w:rFonts w:ascii="Wingdings" w:hAnsi="Wingdings" w:hint="default"/>
+        <w:sz w:val="20"/>
+      </w:rPr>
+    </w:lvl>
+    <w:lvl w:ilvl="7" w:tentative="1">
+      <w:start w:val="1"/>
+      <w:numFmt w:val="bullet"/>
+      <w:lvlText w:val=""/>
+      <w:lvlJc w:val="left"/>
+      <w:pPr>
+        <w:tabs>
+          <w:tab w:val="num" w:pos="5760"/>
+        </w:tabs>
+        <w:ind w:left="5760" w:hanging="360"/>
+      </w:pPr>
+      <w:rPr>
+        <w:rFonts w:ascii="Wingdings" w:hAnsi="Wingdings" w:hint="default"/>
+        <w:sz w:val="20"/>
+      </w:rPr>
+    </w:lvl>
+    <w:lvl w:ilvl="8" w:tentative="1">
+      <w:start w:val="1"/>
+      <w:numFmt w:val="bullet"/>
+      <w:lvlText w:val=""/>
+      <w:lvlJc w:val="left"/>
+      <w:pPr>
+        <w:tabs>
+          <w:tab w:val="num" w:pos="6480"/>
+        </w:tabs>
+        <w:ind w:left="6480" w:hanging="360"/>
+      </w:pPr>
+      <w:rPr>
+        <w:rFonts w:ascii="Wingdings" w:hAnsi="Wingdings" w:hint="default"/>
+        <w:sz w:val="20"/>
+      </w:rPr>
+    </w:lvl>
+  </w:abstractNum>
+  <w:abstractNum w:abstractNumId="5" w15:restartNumberingAfterBreak="0">
+    <w:nsid w:val="2BA75B86"/>
+    <w:multiLevelType w:val="multilevel"/>
+    <w:tmpl w:val="C2F6C880"/>
+    <w:lvl w:ilvl="0">
+      <w:start w:val="1"/>
+      <w:numFmt w:val="bullet"/>
+      <w:lvlText w:val=""/>
+      <w:lvlJc w:val="left"/>
+      <w:pPr>
+        <w:tabs>
+          <w:tab w:val="num" w:pos="720"/>
+        </w:tabs>
+        <w:ind w:left="720" w:hanging="360"/>
+      </w:pPr>
+      <w:rPr>
+        <w:rFonts w:ascii="Symbol" w:hAnsi="Symbol" w:hint="default"/>
+        <w:sz w:val="20"/>
+      </w:rPr>
+    </w:lvl>
+    <w:lvl w:ilvl="1" w:tentative="1">
+      <w:start w:val="1"/>
+      <w:numFmt w:val="bullet"/>
+      <w:lvlText w:val="o"/>
+      <w:lvlJc w:val="left"/>
+      <w:pPr>
+        <w:tabs>
+          <w:tab w:val="num" w:pos="1440"/>
+        </w:tabs>
+        <w:ind w:left="1440" w:hanging="360"/>
+      </w:pPr>
+      <w:rPr>
+        <w:rFonts w:ascii="Courier New" w:hAnsi="Courier New" w:hint="default"/>
+        <w:sz w:val="20"/>
+      </w:rPr>
+    </w:lvl>
+    <w:lvl w:ilvl="2" w:tentative="1">
+      <w:start w:val="1"/>
+      <w:numFmt w:val="bullet"/>
+      <w:lvlText w:val=""/>
+      <w:lvlJc w:val="left"/>
+      <w:pPr>
+        <w:tabs>
+          <w:tab w:val="num" w:pos="2160"/>
+        </w:tabs>
+        <w:ind w:left="2160" w:hanging="360"/>
+      </w:pPr>
+      <w:rPr>
+        <w:rFonts w:ascii="Wingdings" w:hAnsi="Wingdings" w:hint="default"/>
+        <w:sz w:val="20"/>
+      </w:rPr>
+    </w:lvl>
+    <w:lvl w:ilvl="3" w:tentative="1">
+      <w:start w:val="1"/>
+      <w:numFmt w:val="bullet"/>
+      <w:lvlText w:val=""/>
+      <w:lvlJc w:val="left"/>
+      <w:pPr>
+        <w:tabs>
+          <w:tab w:val="num" w:pos="2880"/>
+        </w:tabs>
+        <w:ind w:left="2880" w:hanging="360"/>
+      </w:pPr>
+      <w:rPr>
+        <w:rFonts w:ascii="Wingdings" w:hAnsi="Wingdings" w:hint="default"/>
+        <w:sz w:val="20"/>
+      </w:rPr>
+    </w:lvl>
+    <w:lvl w:ilvl="4" w:tentative="1">
+      <w:start w:val="1"/>
+      <w:numFmt w:val="bullet"/>
+      <w:lvlText w:val=""/>
+      <w:lvlJc w:val="left"/>
+      <w:pPr>
+        <w:tabs>
+          <w:tab w:val="num" w:pos="3600"/>
+        </w:tabs>
+        <w:ind w:left="3600" w:hanging="360"/>
+      </w:pPr>
+      <w:rPr>
+        <w:rFonts w:ascii="Wingdings" w:hAnsi="Wingdings" w:hint="default"/>
+        <w:sz w:val="20"/>
+      </w:rPr>
+    </w:lvl>
+    <w:lvl w:ilvl="5" w:tentative="1">
+      <w:start w:val="1"/>
+      <w:numFmt w:val="bullet"/>
+      <w:lvlText w:val=""/>
+      <w:lvlJc w:val="left"/>
+      <w:pPr>
+        <w:tabs>
+          <w:tab w:val="num" w:pos="4320"/>
+        </w:tabs>
+        <w:ind w:left="4320" w:hanging="360"/>
+      </w:pPr>
+      <w:rPr>
+        <w:rFonts w:ascii="Wingdings" w:hAnsi="Wingdings" w:hint="default"/>
+        <w:sz w:val="20"/>
+      </w:rPr>
+    </w:lvl>
+    <w:lvl w:ilvl="6" w:tentative="1">
+      <w:start w:val="1"/>
+      <w:numFmt w:val="bullet"/>
+      <w:lvlText w:val=""/>
+      <w:lvlJc w:val="left"/>
+      <w:pPr>
+        <w:tabs>
+          <w:tab w:val="num" w:pos="5040"/>
+        </w:tabs>
+        <w:ind w:left="5040" w:hanging="360"/>
+      </w:pPr>
+      <w:rPr>
+        <w:rFonts w:ascii="Wingdings" w:hAnsi="Wingdings" w:hint="default"/>
+        <w:sz w:val="20"/>
+      </w:rPr>
+    </w:lvl>
+    <w:lvl w:ilvl="7" w:tentative="1">
+      <w:start w:val="1"/>
+      <w:numFmt w:val="bullet"/>
+      <w:lvlText w:val=""/>
+      <w:lvlJc w:val="left"/>
+      <w:pPr>
+        <w:tabs>
+          <w:tab w:val="num" w:pos="5760"/>
+        </w:tabs>
+        <w:ind w:left="5760" w:hanging="360"/>
+      </w:pPr>
+      <w:rPr>
+        <w:rFonts w:ascii="Wingdings" w:hAnsi="Wingdings" w:hint="default"/>
+        <w:sz w:val="20"/>
+      </w:rPr>
+    </w:lvl>
+    <w:lvl w:ilvl="8" w:tentative="1">
+      <w:start w:val="1"/>
+      <w:numFmt w:val="bullet"/>
+      <w:lvlText w:val=""/>
+      <w:lvlJc w:val="left"/>
+      <w:pPr>
+        <w:tabs>
+          <w:tab w:val="num" w:pos="6480"/>
+        </w:tabs>
+        <w:ind w:left="6480" w:hanging="360"/>
+      </w:pPr>
+      <w:rPr>
+        <w:rFonts w:ascii="Wingdings" w:hAnsi="Wingdings" w:hint="default"/>
+        <w:sz w:val="20"/>
+      </w:rPr>
+    </w:lvl>
+  </w:abstractNum>
+  <w:abstractNum w:abstractNumId="6" w15:restartNumberingAfterBreak="0">
+    <w:nsid w:val="2DAC5C0C"/>
+    <w:multiLevelType w:val="multilevel"/>
+    <w:tmpl w:val="0F1847D4"/>
+    <w:lvl w:ilvl="0">
+      <w:start w:val="1"/>
+      <w:numFmt w:val="bullet"/>
+      <w:lvlText w:val=""/>
+      <w:lvlJc w:val="left"/>
+      <w:pPr>
+        <w:tabs>
+          <w:tab w:val="num" w:pos="720"/>
+        </w:tabs>
+        <w:ind w:left="720" w:hanging="360"/>
+      </w:pPr>
+      <w:rPr>
+        <w:rFonts w:ascii="Symbol" w:hAnsi="Symbol" w:hint="default"/>
+        <w:sz w:val="20"/>
+      </w:rPr>
+    </w:lvl>
+    <w:lvl w:ilvl="1" w:tentative="1">
+      <w:start w:val="1"/>
+      <w:numFmt w:val="bullet"/>
+      <w:lvlText w:val="o"/>
+      <w:lvlJc w:val="left"/>
+      <w:pPr>
+        <w:tabs>
+          <w:tab w:val="num" w:pos="1440"/>
+        </w:tabs>
+        <w:ind w:left="1440" w:hanging="360"/>
+      </w:pPr>
+      <w:rPr>
+        <w:rFonts w:ascii="Courier New" w:hAnsi="Courier New" w:hint="default"/>
+        <w:sz w:val="20"/>
+      </w:rPr>
+    </w:lvl>
+    <w:lvl w:ilvl="2" w:tentative="1">
+      <w:start w:val="1"/>
+      <w:numFmt w:val="bullet"/>
+      <w:lvlText w:val=""/>
+      <w:lvlJc w:val="left"/>
+      <w:pPr>
+        <w:tabs>
+          <w:tab w:val="num" w:pos="2160"/>
+        </w:tabs>
+        <w:ind w:left="2160" w:hanging="360"/>
+      </w:pPr>
+      <w:rPr>
+        <w:rFonts w:ascii="Wingdings" w:hAnsi="Wingdings" w:hint="default"/>
+        <w:sz w:val="20"/>
+      </w:rPr>
+    </w:lvl>
+    <w:lvl w:ilvl="3" w:tentative="1">
+      <w:start w:val="1"/>
+      <w:numFmt w:val="bullet"/>
+      <w:lvlText w:val=""/>
+      <w:lvlJc w:val="left"/>
+      <w:pPr>
+        <w:tabs>
+          <w:tab w:val="num" w:pos="2880"/>
+        </w:tabs>
+        <w:ind w:left="2880" w:hanging="360"/>
+      </w:pPr>
+      <w:rPr>
+        <w:rFonts w:ascii="Wingdings" w:hAnsi="Wingdings" w:hint="default"/>
+        <w:sz w:val="20"/>
+      </w:rPr>
+    </w:lvl>
+    <w:lvl w:ilvl="4" w:tentative="1">
+      <w:start w:val="1"/>
+      <w:numFmt w:val="bullet"/>
+      <w:lvlText w:val=""/>
+      <w:lvlJc w:val="left"/>
+      <w:pPr>
+        <w:tabs>
+          <w:tab w:val="num" w:pos="3600"/>
+        </w:tabs>
+        <w:ind w:left="3600" w:hanging="360"/>
+      </w:pPr>
+      <w:rPr>
+        <w:rFonts w:ascii="Wingdings" w:hAnsi="Wingdings" w:hint="default"/>
+        <w:sz w:val="20"/>
+      </w:rPr>
+    </w:lvl>
+    <w:lvl w:ilvl="5" w:tentative="1">
+      <w:start w:val="1"/>
+      <w:numFmt w:val="bullet"/>
+      <w:lvlText w:val=""/>
+      <w:lvlJc w:val="left"/>
+      <w:pPr>
+        <w:tabs>
+          <w:tab w:val="num" w:pos="4320"/>
+        </w:tabs>
+        <w:ind w:left="4320" w:hanging="360"/>
+      </w:pPr>
+      <w:rPr>
+        <w:rFonts w:ascii="Wingdings" w:hAnsi="Wingdings" w:hint="default"/>
+        <w:sz w:val="20"/>
+      </w:rPr>
+    </w:lvl>
+    <w:lvl w:ilvl="6" w:tentative="1">
+      <w:start w:val="1"/>
+      <w:numFmt w:val="bullet"/>
+      <w:lvlText w:val=""/>
+      <w:lvlJc w:val="left"/>
+      <w:pPr>
+        <w:tabs>
+          <w:tab w:val="num" w:pos="5040"/>
+        </w:tabs>
+        <w:ind w:left="5040" w:hanging="360"/>
+      </w:pPr>
+      <w:rPr>
+        <w:rFonts w:ascii="Wingdings" w:hAnsi="Wingdings" w:hint="default"/>
+        <w:sz w:val="20"/>
+      </w:rPr>
+    </w:lvl>
+    <w:lvl w:ilvl="7" w:tentative="1">
+      <w:start w:val="1"/>
+      <w:numFmt w:val="bullet"/>
+      <w:lvlText w:val=""/>
+      <w:lvlJc w:val="left"/>
+      <w:pPr>
+        <w:tabs>
+          <w:tab w:val="num" w:pos="5760"/>
+        </w:tabs>
+        <w:ind w:left="5760" w:hanging="360"/>
+      </w:pPr>
+      <w:rPr>
+        <w:rFonts w:ascii="Wingdings" w:hAnsi="Wingdings" w:hint="default"/>
+        <w:sz w:val="20"/>
+      </w:rPr>
+    </w:lvl>
+    <w:lvl w:ilvl="8" w:tentative="1">
+      <w:start w:val="1"/>
+      <w:numFmt w:val="bullet"/>
+      <w:lvlText w:val=""/>
+      <w:lvlJc w:val="left"/>
+      <w:pPr>
+        <w:tabs>
+          <w:tab w:val="num" w:pos="6480"/>
+        </w:tabs>
+        <w:ind w:left="6480" w:hanging="360"/>
+      </w:pPr>
+      <w:rPr>
+        <w:rFonts w:ascii="Wingdings" w:hAnsi="Wingdings" w:hint="default"/>
+        <w:sz w:val="20"/>
+      </w:rPr>
+    </w:lvl>
+  </w:abstractNum>
+  <w:abstractNum w:abstractNumId="7" w15:restartNumberingAfterBreak="0">
+    <w:nsid w:val="2FB26E81"/>
+    <w:multiLevelType w:val="hybridMultilevel"/>
+    <w:tmpl w:val="7D4891FE"/>
+    <w:lvl w:ilvl="0" w:tplc="2FFC4506">
+      <w:start w:val="1"/>
+      <w:numFmt w:val="decimal"/>
+      <w:lvlText w:val="%1."/>
+      <w:lvlJc w:val="left"/>
+      <w:pPr>
+        <w:ind w:left="1080" w:hanging="360"/>
+      </w:pPr>
+      <w:rPr>
+        <w:rFonts w:hint="default"/>
+      </w:rPr>
+    </w:lvl>
+    <w:lvl w:ilvl="1" w:tplc="34090019" w:tentative="1">
+      <w:start w:val="1"/>
+      <w:numFmt w:val="lowerLetter"/>
+      <w:lvlText w:val="%2."/>
+      <w:lvlJc w:val="left"/>
+      <w:pPr>
+        <w:ind w:left="1800" w:hanging="360"/>
+      </w:pPr>
+    </w:lvl>
+    <w:lvl w:ilvl="2" w:tplc="3409001B" w:tentative="1">
+      <w:start w:val="1"/>
+      <w:numFmt w:val="lowerRoman"/>
+      <w:lvlText w:val="%3."/>
+      <w:lvlJc w:val="right"/>
+      <w:pPr>
+        <w:ind w:left="2520" w:hanging="180"/>
+      </w:pPr>
+    </w:lvl>
+    <w:lvl w:ilvl="3" w:tplc="3409000F" w:tentative="1">
+      <w:start w:val="1"/>
+      <w:numFmt w:val="decimal"/>
+      <w:lvlText w:val="%4."/>
+      <w:lvlJc w:val="left"/>
+      <w:pPr>
+        <w:ind w:left="3240" w:hanging="360"/>
+      </w:pPr>
+    </w:lvl>
+    <w:lvl w:ilvl="4" w:tplc="34090019" w:tentative="1">
+      <w:start w:val="1"/>
+      <w:numFmt w:val="lowerLetter"/>
+      <w:lvlText w:val="%5."/>
+      <w:lvlJc w:val="left"/>
+      <w:pPr>
+        <w:ind w:left="3960" w:hanging="360"/>
+      </w:pPr>
+    </w:lvl>
+    <w:lvl w:ilvl="5" w:tplc="3409001B" w:tentative="1">
+      <w:start w:val="1"/>
+      <w:numFmt w:val="lowerRoman"/>
+      <w:lvlText w:val="%6."/>
+      <w:lvlJc w:val="right"/>
+      <w:pPr>
+        <w:ind w:left="4680" w:hanging="180"/>
+      </w:pPr>
+    </w:lvl>
+    <w:lvl w:ilvl="6" w:tplc="3409000F" w:tentative="1">
+      <w:start w:val="1"/>
+      <w:numFmt w:val="decimal"/>
+      <w:lvlText w:val="%7."/>
+      <w:lvlJc w:val="left"/>
+      <w:pPr>
+        <w:ind w:left="5400" w:hanging="360"/>
+      </w:pPr>
+    </w:lvl>
+    <w:lvl w:ilvl="7" w:tplc="34090019" w:tentative="1">
+      <w:start w:val="1"/>
+      <w:numFmt w:val="lowerLetter"/>
+      <w:lvlText w:val="%8."/>
+      <w:lvlJc w:val="left"/>
+      <w:pPr>
+        <w:ind w:left="6120" w:hanging="360"/>
+      </w:pPr>
+    </w:lvl>
+    <w:lvl w:ilvl="8" w:tplc="3409001B" w:tentative="1">
+      <w:start w:val="1"/>
+      <w:numFmt w:val="lowerRoman"/>
+      <w:lvlText w:val="%9."/>
+      <w:lvlJc w:val="right"/>
+      <w:pPr>
+        <w:ind w:left="6840" w:hanging="180"/>
+      </w:pPr>
+    </w:lvl>
+  </w:abstractNum>
+  <w:abstractNum w:abstractNumId="8" w15:restartNumberingAfterBreak="0">
+    <w:nsid w:val="35733493"/>
+    <w:multiLevelType w:val="multilevel"/>
+    <w:tmpl w:val="4D9CED26"/>
+    <w:lvl w:ilvl="0">
+      <w:start w:val="1"/>
+      <w:numFmt w:val="bullet"/>
+      <w:lvlText w:val=""/>
+      <w:lvlJc w:val="left"/>
+      <w:pPr>
+        <w:tabs>
+          <w:tab w:val="num" w:pos="720"/>
+        </w:tabs>
+        <w:ind w:left="720" w:hanging="360"/>
+      </w:pPr>
+      <w:rPr>
+        <w:rFonts w:ascii="Symbol" w:hAnsi="Symbol" w:hint="default"/>
+        <w:sz w:val="20"/>
+      </w:rPr>
+    </w:lvl>
+    <w:lvl w:ilvl="1" w:tentative="1">
+      <w:start w:val="1"/>
+      <w:numFmt w:val="bullet"/>
+      <w:lvlText w:val="o"/>
+      <w:lvlJc w:val="left"/>
+      <w:pPr>
+        <w:tabs>
+          <w:tab w:val="num" w:pos="1440"/>
+        </w:tabs>
+        <w:ind w:left="1440" w:hanging="360"/>
+      </w:pPr>
+      <w:rPr>
+        <w:rFonts w:ascii="Courier New" w:hAnsi="Courier New" w:hint="default"/>
+        <w:sz w:val="20"/>
+      </w:rPr>
+    </w:lvl>
+    <w:lvl w:ilvl="2" w:tentative="1">
+      <w:start w:val="1"/>
+      <w:numFmt w:val="bullet"/>
+      <w:lvlText w:val=""/>
+      <w:lvlJc w:val="left"/>
+      <w:pPr>
+        <w:tabs>
+          <w:tab w:val="num" w:pos="2160"/>
+        </w:tabs>
+        <w:ind w:left="2160" w:hanging="360"/>
+      </w:pPr>
+      <w:rPr>
+        <w:rFonts w:ascii="Wingdings" w:hAnsi="Wingdings" w:hint="default"/>
+        <w:sz w:val="20"/>
+      </w:rPr>
+    </w:lvl>
+    <w:lvl w:ilvl="3" w:tentative="1">
+      <w:start w:val="1"/>
+      <w:numFmt w:val="bullet"/>
+      <w:lvlText w:val=""/>
+      <w:lvlJc w:val="left"/>
+      <w:pPr>
+        <w:tabs>
+          <w:tab w:val="num" w:pos="2880"/>
+        </w:tabs>
+        <w:ind w:left="2880" w:hanging="360"/>
+      </w:pPr>
+      <w:rPr>
+        <w:rFonts w:ascii="Wingdings" w:hAnsi="Wingdings" w:hint="default"/>
+        <w:sz w:val="20"/>
+      </w:rPr>
+    </w:lvl>
+    <w:lvl w:ilvl="4" w:tentative="1">
+      <w:start w:val="1"/>
+      <w:numFmt w:val="bullet"/>
+      <w:lvlText w:val=""/>
+      <w:lvlJc w:val="left"/>
+      <w:pPr>
+        <w:tabs>
+          <w:tab w:val="num" w:pos="3600"/>
+        </w:tabs>
+        <w:ind w:left="3600" w:hanging="360"/>
+      </w:pPr>
+      <w:rPr>
+        <w:rFonts w:ascii="Wingdings" w:hAnsi="Wingdings" w:hint="default"/>
+        <w:sz w:val="20"/>
+      </w:rPr>
+    </w:lvl>
+    <w:lvl w:ilvl="5" w:tentative="1">
+      <w:start w:val="1"/>
+      <w:numFmt w:val="bullet"/>
+      <w:lvlText w:val=""/>
+      <w:lvlJc w:val="left"/>
+      <w:pPr>
+        <w:tabs>
+          <w:tab w:val="num" w:pos="4320"/>
+        </w:tabs>
+        <w:ind w:left="4320" w:hanging="360"/>
+      </w:pPr>
+      <w:rPr>
+        <w:rFonts w:ascii="Wingdings" w:hAnsi="Wingdings" w:hint="default"/>
+        <w:sz w:val="20"/>
+      </w:rPr>
+    </w:lvl>
+    <w:lvl w:ilvl="6" w:tentative="1">
+      <w:start w:val="1"/>
+      <w:numFmt w:val="bullet"/>
+      <w:lvlText w:val=""/>
+      <w:lvlJc w:val="left"/>
+      <w:pPr>
+        <w:tabs>
+          <w:tab w:val="num" w:pos="5040"/>
+        </w:tabs>
+        <w:ind w:left="5040" w:hanging="360"/>
+      </w:pPr>
+      <w:rPr>
+        <w:rFonts w:ascii="Wingdings" w:hAnsi="Wingdings" w:hint="default"/>
+        <w:sz w:val="20"/>
+      </w:rPr>
+    </w:lvl>
+    <w:lvl w:ilvl="7" w:tentative="1">
+      <w:start w:val="1"/>
+      <w:numFmt w:val="bullet"/>
+      <w:lvlText w:val=""/>
+      <w:lvlJc w:val="left"/>
+      <w:pPr>
+        <w:tabs>
+          <w:tab w:val="num" w:pos="5760"/>
+        </w:tabs>
+        <w:ind w:left="5760" w:hanging="360"/>
+      </w:pPr>
+      <w:rPr>
+        <w:rFonts w:ascii="Wingdings" w:hAnsi="Wingdings" w:hint="default"/>
+        <w:sz w:val="20"/>
+      </w:rPr>
+    </w:lvl>
+    <w:lvl w:ilvl="8" w:tentative="1">
+      <w:start w:val="1"/>
+      <w:numFmt w:val="bullet"/>
+      <w:lvlText w:val=""/>
+      <w:lvlJc w:val="left"/>
+      <w:pPr>
+        <w:tabs>
+          <w:tab w:val="num" w:pos="6480"/>
+        </w:tabs>
+        <w:ind w:left="6480" w:hanging="360"/>
+      </w:pPr>
+      <w:rPr>
+        <w:rFonts w:ascii="Wingdings" w:hAnsi="Wingdings" w:hint="default"/>
+        <w:sz w:val="20"/>
+      </w:rPr>
+    </w:lvl>
+  </w:abstractNum>
+  <w:abstractNum w:abstractNumId="9" w15:restartNumberingAfterBreak="0">
+    <w:nsid w:val="3B724214"/>
+    <w:multiLevelType w:val="multilevel"/>
+    <w:tmpl w:val="7C70359A"/>
+    <w:lvl w:ilvl="0">
+      <w:start w:val="1"/>
+      <w:numFmt w:val="bullet"/>
+      <w:lvlText w:val=""/>
+      <w:lvlJc w:val="left"/>
+      <w:pPr>
+        <w:tabs>
+          <w:tab w:val="num" w:pos="720"/>
+        </w:tabs>
+        <w:ind w:left="720" w:hanging="360"/>
+      </w:pPr>
+      <w:rPr>
+        <w:rFonts w:ascii="Symbol" w:hAnsi="Symbol" w:hint="default"/>
+        <w:sz w:val="20"/>
+      </w:rPr>
+    </w:lvl>
+    <w:lvl w:ilvl="1" w:tentative="1">
+      <w:start w:val="1"/>
+      <w:numFmt w:val="bullet"/>
+      <w:lvlText w:val="o"/>
+      <w:lvlJc w:val="left"/>
+      <w:pPr>
+        <w:tabs>
+          <w:tab w:val="num" w:pos="1440"/>
+        </w:tabs>
+        <w:ind w:left="1440" w:hanging="360"/>
+      </w:pPr>
+      <w:rPr>
+        <w:rFonts w:ascii="Courier New" w:hAnsi="Courier New" w:hint="default"/>
+        <w:sz w:val="20"/>
+      </w:rPr>
+    </w:lvl>
+    <w:lvl w:ilvl="2" w:tentative="1">
+      <w:start w:val="1"/>
+      <w:numFmt w:val="bullet"/>
+      <w:lvlText w:val=""/>
+      <w:lvlJc w:val="left"/>
+      <w:pPr>
+        <w:tabs>
+          <w:tab w:val="num" w:pos="2160"/>
+        </w:tabs>
+        <w:ind w:left="2160" w:hanging="360"/>
+      </w:pPr>
+      <w:rPr>
+        <w:rFonts w:ascii="Wingdings" w:hAnsi="Wingdings" w:hint="default"/>
+        <w:sz w:val="20"/>
+      </w:rPr>
+    </w:lvl>
+    <w:lvl w:ilvl="3" w:tentative="1">
+      <w:start w:val="1"/>
+      <w:numFmt w:val="bullet"/>
+      <w:lvlText w:val=""/>
+      <w:lvlJc w:val="left"/>
+      <w:pPr>
+        <w:tabs>
+          <w:tab w:val="num" w:pos="2880"/>
+        </w:tabs>
+        <w:ind w:left="2880" w:hanging="360"/>
+      </w:pPr>
+      <w:rPr>
+        <w:rFonts w:ascii="Wingdings" w:hAnsi="Wingdings" w:hint="default"/>
+        <w:sz w:val="20"/>
+      </w:rPr>
+    </w:lvl>
+    <w:lvl w:ilvl="4" w:tentative="1">
+      <w:start w:val="1"/>
+      <w:numFmt w:val="bullet"/>
+      <w:lvlText w:val=""/>
+      <w:lvlJc w:val="left"/>
+      <w:pPr>
+        <w:tabs>
+          <w:tab w:val="num" w:pos="3600"/>
+        </w:tabs>
+        <w:ind w:left="3600" w:hanging="360"/>
+      </w:pPr>
+      <w:rPr>
+        <w:rFonts w:ascii="Wingdings" w:hAnsi="Wingdings" w:hint="default"/>
+        <w:sz w:val="20"/>
+      </w:rPr>
+    </w:lvl>
+    <w:lvl w:ilvl="5" w:tentative="1">
+      <w:start w:val="1"/>
+      <w:numFmt w:val="bullet"/>
+      <w:lvlText w:val=""/>
+      <w:lvlJc w:val="left"/>
+      <w:pPr>
+        <w:tabs>
+          <w:tab w:val="num" w:pos="4320"/>
+        </w:tabs>
+        <w:ind w:left="4320" w:hanging="360"/>
+      </w:pPr>
+      <w:rPr>
+        <w:rFonts w:ascii="Wingdings" w:hAnsi="Wingdings" w:hint="default"/>
+        <w:sz w:val="20"/>
+      </w:rPr>
+    </w:lvl>
+    <w:lvl w:ilvl="6" w:tentative="1">
+      <w:start w:val="1"/>
+      <w:numFmt w:val="bullet"/>
+      <w:lvlText w:val=""/>
+      <w:lvlJc w:val="left"/>
+      <w:pPr>
+        <w:tabs>
+          <w:tab w:val="num" w:pos="5040"/>
+        </w:tabs>
+        <w:ind w:left="5040" w:hanging="360"/>
+      </w:pPr>
+      <w:rPr>
+        <w:rFonts w:ascii="Wingdings" w:hAnsi="Wingdings" w:hint="default"/>
+        <w:sz w:val="20"/>
+      </w:rPr>
+    </w:lvl>
+    <w:lvl w:ilvl="7" w:tentative="1">
+      <w:start w:val="1"/>
+      <w:numFmt w:val="bullet"/>
+      <w:lvlText w:val=""/>
+      <w:lvlJc w:val="left"/>
+      <w:pPr>
+        <w:tabs>
+          <w:tab w:val="num" w:pos="5760"/>
+        </w:tabs>
+        <w:ind w:left="5760" w:hanging="360"/>
+      </w:pPr>
+      <w:rPr>
+        <w:rFonts w:ascii="Wingdings" w:hAnsi="Wingdings" w:hint="default"/>
+        <w:sz w:val="20"/>
+      </w:rPr>
+    </w:lvl>
+    <w:lvl w:ilvl="8" w:tentative="1">
+      <w:start w:val="1"/>
+      <w:numFmt w:val="bullet"/>
+      <w:lvlText w:val=""/>
+      <w:lvlJc w:val="left"/>
+      <w:pPr>
+        <w:tabs>
+          <w:tab w:val="num" w:pos="6480"/>
+        </w:tabs>
+        <w:ind w:left="6480" w:hanging="360"/>
+      </w:pPr>
+      <w:rPr>
+        <w:rFonts w:ascii="Wingdings" w:hAnsi="Wingdings" w:hint="default"/>
+        <w:sz w:val="20"/>
+      </w:rPr>
+    </w:lvl>
+  </w:abstractNum>
+  <w:abstractNum w:abstractNumId="10" w15:restartNumberingAfterBreak="0">
+    <w:nsid w:val="48D85B83"/>
+    <w:multiLevelType w:val="multilevel"/>
+    <w:tmpl w:val="F97E1534"/>
+    <w:lvl w:ilvl="0">
+      <w:start w:val="1"/>
+      <w:numFmt w:val="decimal"/>
+      <w:lvlText w:val="%1."/>
+      <w:lvlJc w:val="left"/>
+      <w:pPr>
+        <w:tabs>
+          <w:tab w:val="num" w:pos="720"/>
+        </w:tabs>
+        <w:ind w:left="720" w:hanging="360"/>
+      </w:pPr>
+    </w:lvl>
+    <w:lvl w:ilvl="1" w:tentative="1">
+      <w:start w:val="1"/>
+      <w:numFmt w:val="decimal"/>
+      <w:lvlText w:val="%2."/>
+      <w:lvlJc w:val="left"/>
+      <w:pPr>
+        <w:tabs>
+          <w:tab w:val="num" w:pos="1440"/>
+        </w:tabs>
+        <w:ind w:left="1440" w:hanging="360"/>
+      </w:pPr>
+    </w:lvl>
+    <w:lvl w:ilvl="2" w:tentative="1">
+      <w:start w:val="1"/>
+      <w:numFmt w:val="decimal"/>
+      <w:lvlText w:val="%3."/>
+      <w:lvlJc w:val="left"/>
+      <w:pPr>
+        <w:tabs>
+          <w:tab w:val="num" w:pos="2160"/>
+        </w:tabs>
+        <w:ind w:left="2160" w:hanging="360"/>
+      </w:pPr>
+    </w:lvl>
+    <w:lvl w:ilvl="3" w:tentative="1">
+      <w:start w:val="1"/>
+      <w:numFmt w:val="decimal"/>
+      <w:lvlText w:val="%4."/>
+      <w:lvlJc w:val="left"/>
+      <w:pPr>
+        <w:tabs>
+          <w:tab w:val="num" w:pos="2880"/>
+        </w:tabs>
+        <w:ind w:left="2880" w:hanging="360"/>
+      </w:pPr>
+    </w:lvl>
+    <w:lvl w:ilvl="4" w:tentative="1">
+      <w:start w:val="1"/>
+      <w:numFmt w:val="decimal"/>
+      <w:lvlText w:val="%5."/>
+      <w:lvlJc w:val="left"/>
+      <w:pPr>
+        <w:tabs>
+          <w:tab w:val="num" w:pos="3600"/>
+        </w:tabs>
+        <w:ind w:left="3600" w:hanging="360"/>
+      </w:pPr>
+    </w:lvl>
+    <w:lvl w:ilvl="5" w:tentative="1">
+      <w:start w:val="1"/>
+      <w:numFmt w:val="decimal"/>
+      <w:lvlText w:val="%6."/>
+      <w:lvlJc w:val="left"/>
+      <w:pPr>
+        <w:tabs>
+          <w:tab w:val="num" w:pos="4320"/>
+        </w:tabs>
+        <w:ind w:left="4320" w:hanging="360"/>
+      </w:pPr>
+    </w:lvl>
+    <w:lvl w:ilvl="6" w:tentative="1">
+      <w:start w:val="1"/>
+      <w:numFmt w:val="decimal"/>
+      <w:lvlText w:val="%7."/>
+      <w:lvlJc w:val="left"/>
+      <w:pPr>
+        <w:tabs>
+          <w:tab w:val="num" w:pos="5040"/>
+        </w:tabs>
+        <w:ind w:left="5040" w:hanging="360"/>
+      </w:pPr>
+    </w:lvl>
+    <w:lvl w:ilvl="7" w:tentative="1">
+      <w:start w:val="1"/>
+      <w:numFmt w:val="decimal"/>
+      <w:lvlText w:val="%8."/>
+      <w:lvlJc w:val="left"/>
+      <w:pPr>
+        <w:tabs>
+          <w:tab w:val="num" w:pos="5760"/>
+        </w:tabs>
+        <w:ind w:left="5760" w:hanging="360"/>
+      </w:pPr>
+    </w:lvl>
+    <w:lvl w:ilvl="8" w:tentative="1">
+      <w:start w:val="1"/>
+      <w:numFmt w:val="decimal"/>
+      <w:lvlText w:val="%9."/>
+      <w:lvlJc w:val="left"/>
+      <w:pPr>
+        <w:tabs>
+          <w:tab w:val="num" w:pos="6480"/>
+        </w:tabs>
+        <w:ind w:left="6480" w:hanging="360"/>
+      </w:pPr>
+    </w:lvl>
+  </w:abstractNum>
+  <w:abstractNum w:abstractNumId="11" w15:restartNumberingAfterBreak="0">
+    <w:nsid w:val="4942348D"/>
+    <w:multiLevelType w:val="hybridMultilevel"/>
+    <w:tmpl w:val="821E37CC"/>
+    <w:lvl w:ilvl="0" w:tplc="34090001">
+      <w:start w:val="1"/>
+      <w:numFmt w:val="bullet"/>
+      <w:lvlText w:val=""/>
+      <w:lvlJc w:val="left"/>
+      <w:pPr>
+        <w:ind w:left="1440" w:hanging="360"/>
+      </w:pPr>
+      <w:rPr>
+        <w:rFonts w:ascii="Symbol" w:hAnsi="Symbol" w:hint="default"/>
+      </w:rPr>
+    </w:lvl>
+    <w:lvl w:ilvl="1" w:tplc="34090003" w:tentative="1">
+      <w:start w:val="1"/>
+      <w:numFmt w:val="bullet"/>
+      <w:lvlText w:val="o"/>
+      <w:lvlJc w:val="left"/>
+      <w:pPr>
+        <w:ind w:left="2160" w:hanging="360"/>
+      </w:pPr>
+      <w:rPr>
+        <w:rFonts w:ascii="Courier New" w:hAnsi="Courier New" w:cs="Courier New" w:hint="default"/>
+      </w:rPr>
+    </w:lvl>
+    <w:lvl w:ilvl="2" w:tplc="34090005" w:tentative="1">
+      <w:start w:val="1"/>
+      <w:numFmt w:val="bullet"/>
+      <w:lvlText w:val=""/>
+      <w:lvlJc w:val="left"/>
+      <w:pPr>
+        <w:ind w:left="2880" w:hanging="360"/>
+      </w:pPr>
+      <w:rPr>
+        <w:rFonts w:ascii="Wingdings" w:hAnsi="Wingdings" w:hint="default"/>
+      </w:rPr>
+    </w:lvl>
+    <w:lvl w:ilvl="3" w:tplc="34090001" w:tentative="1">
+      <w:start w:val="1"/>
+      <w:numFmt w:val="bullet"/>
+      <w:lvlText w:val=""/>
+      <w:lvlJc w:val="left"/>
+      <w:pPr>
+        <w:ind w:left="3600" w:hanging="360"/>
+      </w:pPr>
+      <w:rPr>
+        <w:rFonts w:ascii="Symbol" w:hAnsi="Symbol" w:hint="default"/>
+      </w:rPr>
+    </w:lvl>
+    <w:lvl w:ilvl="4" w:tplc="34090003" w:tentative="1">
+      <w:start w:val="1"/>
+      <w:numFmt w:val="bullet"/>
+      <w:lvlText w:val="o"/>
+      <w:lvlJc w:val="left"/>
+      <w:pPr>
+        <w:ind w:left="4320" w:hanging="360"/>
+      </w:pPr>
+      <w:rPr>
+        <w:rFonts w:ascii="Courier New" w:hAnsi="Courier New" w:cs="Courier New" w:hint="default"/>
+      </w:rPr>
+    </w:lvl>
+    <w:lvl w:ilvl="5" w:tplc="34090005" w:tentative="1">
+      <w:start w:val="1"/>
+      <w:numFmt w:val="bullet"/>
+      <w:lvlText w:val=""/>
+      <w:lvlJc w:val="left"/>
+      <w:pPr>
+        <w:ind w:left="5040" w:hanging="360"/>
+      </w:pPr>
+      <w:rPr>
+        <w:rFonts w:ascii="Wingdings" w:hAnsi="Wingdings" w:hint="default"/>
+      </w:rPr>
+    </w:lvl>
+    <w:lvl w:ilvl="6" w:tplc="34090001" w:tentative="1">
+      <w:start w:val="1"/>
+      <w:numFmt w:val="bullet"/>
+      <w:lvlText w:val=""/>
+      <w:lvlJc w:val="left"/>
+      <w:pPr>
+        <w:ind w:left="5760" w:hanging="360"/>
+      </w:pPr>
+      <w:rPr>
+        <w:rFonts w:ascii="Symbol" w:hAnsi="Symbol" w:hint="default"/>
+      </w:rPr>
+    </w:lvl>
+    <w:lvl w:ilvl="7" w:tplc="34090003" w:tentative="1">
+      <w:start w:val="1"/>
+      <w:numFmt w:val="bullet"/>
+      <w:lvlText w:val="o"/>
+      <w:lvlJc w:val="left"/>
+      <w:pPr>
+        <w:ind w:left="6480" w:hanging="360"/>
+      </w:pPr>
+      <w:rPr>
+        <w:rFonts w:ascii="Courier New" w:hAnsi="Courier New" w:cs="Courier New" w:hint="default"/>
+      </w:rPr>
+    </w:lvl>
+    <w:lvl w:ilvl="8" w:tplc="34090005" w:tentative="1">
+      <w:start w:val="1"/>
+      <w:numFmt w:val="bullet"/>
+      <w:lvlText w:val=""/>
+      <w:lvlJc w:val="left"/>
+      <w:pPr>
+        <w:ind w:left="7200" w:hanging="360"/>
+      </w:pPr>
+      <w:rPr>
+        <w:rFonts w:ascii="Wingdings" w:hAnsi="Wingdings" w:hint="default"/>
+      </w:rPr>
+    </w:lvl>
+  </w:abstractNum>
+  <w:abstractNum w:abstractNumId="12" w15:restartNumberingAfterBreak="0">
+    <w:nsid w:val="4B831D51"/>
+    <w:multiLevelType w:val="multilevel"/>
+    <w:tmpl w:val="C34AA104"/>
+    <w:lvl w:ilvl="0">
+      <w:start w:val="1"/>
+      <w:numFmt w:val="bullet"/>
+      <w:lvlText w:val=""/>
+      <w:lvlJc w:val="left"/>
+      <w:pPr>
+        <w:tabs>
+          <w:tab w:val="num" w:pos="720"/>
+        </w:tabs>
+        <w:ind w:left="720" w:hanging="360"/>
+      </w:pPr>
+      <w:rPr>
+        <w:rFonts w:ascii="Symbol" w:hAnsi="Symbol" w:hint="default"/>
+        <w:sz w:val="20"/>
+      </w:rPr>
+    </w:lvl>
+    <w:lvl w:ilvl="1" w:tentative="1">
+      <w:start w:val="1"/>
+      <w:numFmt w:val="bullet"/>
+      <w:lvlText w:val="o"/>
+      <w:lvlJc w:val="left"/>
+      <w:pPr>
+        <w:tabs>
+          <w:tab w:val="num" w:pos="1440"/>
+        </w:tabs>
+        <w:ind w:left="1440" w:hanging="360"/>
+      </w:pPr>
+      <w:rPr>
+        <w:rFonts w:ascii="Courier New" w:hAnsi="Courier New" w:hint="default"/>
+        <w:sz w:val="20"/>
+      </w:rPr>
+    </w:lvl>
+    <w:lvl w:ilvl="2" w:tentative="1">
+      <w:start w:val="1"/>
+      <w:numFmt w:val="bullet"/>
+      <w:lvlText w:val=""/>
+      <w:lvlJc w:val="left"/>
+      <w:pPr>
+        <w:tabs>
+          <w:tab w:val="num" w:pos="2160"/>
+        </w:tabs>
+        <w:ind w:left="2160" w:hanging="360"/>
+      </w:pPr>
+      <w:rPr>
+        <w:rFonts w:ascii="Wingdings" w:hAnsi="Wingdings" w:hint="default"/>
+        <w:sz w:val="20"/>
+      </w:rPr>
+    </w:lvl>
+    <w:lvl w:ilvl="3" w:tentative="1">
+      <w:start w:val="1"/>
+      <w:numFmt w:val="bullet"/>
+      <w:lvlText w:val=""/>
+      <w:lvlJc w:val="left"/>
+      <w:pPr>
+        <w:tabs>
+          <w:tab w:val="num" w:pos="2880"/>
+        </w:tabs>
+        <w:ind w:left="2880" w:hanging="360"/>
+      </w:pPr>
+      <w:rPr>
+        <w:rFonts w:ascii="Wingdings" w:hAnsi="Wingdings" w:hint="default"/>
+        <w:sz w:val="20"/>
+      </w:rPr>
+    </w:lvl>
+    <w:lvl w:ilvl="4" w:tentative="1">
+      <w:start w:val="1"/>
+      <w:numFmt w:val="bullet"/>
+      <w:lvlText w:val=""/>
+      <w:lvlJc w:val="left"/>
+      <w:pPr>
+        <w:tabs>
+          <w:tab w:val="num" w:pos="3600"/>
+        </w:tabs>
+        <w:ind w:left="3600" w:hanging="360"/>
+      </w:pPr>
+      <w:rPr>
+        <w:rFonts w:ascii="Wingdings" w:hAnsi="Wingdings" w:hint="default"/>
+        <w:sz w:val="20"/>
+      </w:rPr>
+    </w:lvl>
+    <w:lvl w:ilvl="5" w:tentative="1">
+      <w:start w:val="1"/>
+      <w:numFmt w:val="bullet"/>
+      <w:lvlText w:val=""/>
+      <w:lvlJc w:val="left"/>
+      <w:pPr>
+        <w:tabs>
+          <w:tab w:val="num" w:pos="4320"/>
+        </w:tabs>
+        <w:ind w:left="4320" w:hanging="360"/>
+      </w:pPr>
+      <w:rPr>
+        <w:rFonts w:ascii="Wingdings" w:hAnsi="Wingdings" w:hint="default"/>
+        <w:sz w:val="20"/>
+      </w:rPr>
+    </w:lvl>
+    <w:lvl w:ilvl="6" w:tentative="1">
+      <w:start w:val="1"/>
+      <w:numFmt w:val="bullet"/>
+      <w:lvlText w:val=""/>
+      <w:lvlJc w:val="left"/>
+      <w:pPr>
+        <w:tabs>
+          <w:tab w:val="num" w:pos="5040"/>
+        </w:tabs>
+        <w:ind w:left="5040" w:hanging="360"/>
+      </w:pPr>
+      <w:rPr>
+        <w:rFonts w:ascii="Wingdings" w:hAnsi="Wingdings" w:hint="default"/>
+        <w:sz w:val="20"/>
+      </w:rPr>
+    </w:lvl>
+    <w:lvl w:ilvl="7" w:tentative="1">
+      <w:start w:val="1"/>
+      <w:numFmt w:val="bullet"/>
+      <w:lvlText w:val=""/>
+      <w:lvlJc w:val="left"/>
+      <w:pPr>
+        <w:tabs>
+          <w:tab w:val="num" w:pos="5760"/>
+        </w:tabs>
+        <w:ind w:left="5760" w:hanging="360"/>
+      </w:pPr>
+      <w:rPr>
+        <w:rFonts w:ascii="Wingdings" w:hAnsi="Wingdings" w:hint="default"/>
+        <w:sz w:val="20"/>
+      </w:rPr>
+    </w:lvl>
+    <w:lvl w:ilvl="8" w:tentative="1">
+      <w:start w:val="1"/>
+      <w:numFmt w:val="bullet"/>
+      <w:lvlText w:val=""/>
+      <w:lvlJc w:val="left"/>
+      <w:pPr>
+        <w:tabs>
+          <w:tab w:val="num" w:pos="6480"/>
+        </w:tabs>
+        <w:ind w:left="6480" w:hanging="360"/>
+      </w:pPr>
+      <w:rPr>
+        <w:rFonts w:ascii="Wingdings" w:hAnsi="Wingdings" w:hint="default"/>
+        <w:sz w:val="20"/>
+      </w:rPr>
+    </w:lvl>
+  </w:abstractNum>
+  <w:abstractNum w:abstractNumId="13" w15:restartNumberingAfterBreak="0">
     <w:nsid w:val="4FC759F9"/>
     <w:multiLevelType w:val="multilevel"/>
     <w:tmpl w:val="E80242A8"/>
@@ -656,11 +3159,351 @@
       </w:pPr>
     </w:lvl>
   </w:abstractNum>
+  <w:abstractNum w:abstractNumId="14" w15:restartNumberingAfterBreak="0">
+    <w:nsid w:val="5A2F0667"/>
+    <w:multiLevelType w:val="multilevel"/>
+    <w:tmpl w:val="BFDA8ECA"/>
+    <w:lvl w:ilvl="0">
+      <w:start w:val="1"/>
+      <w:numFmt w:val="bullet"/>
+      <w:lvlText w:val=""/>
+      <w:lvlJc w:val="left"/>
+      <w:pPr>
+        <w:tabs>
+          <w:tab w:val="num" w:pos="720"/>
+        </w:tabs>
+        <w:ind w:left="720" w:hanging="360"/>
+      </w:pPr>
+      <w:rPr>
+        <w:rFonts w:ascii="Symbol" w:hAnsi="Symbol" w:hint="default"/>
+        <w:sz w:val="20"/>
+      </w:rPr>
+    </w:lvl>
+    <w:lvl w:ilvl="1" w:tentative="1">
+      <w:start w:val="1"/>
+      <w:numFmt w:val="bullet"/>
+      <w:lvlText w:val="o"/>
+      <w:lvlJc w:val="left"/>
+      <w:pPr>
+        <w:tabs>
+          <w:tab w:val="num" w:pos="1440"/>
+        </w:tabs>
+        <w:ind w:left="1440" w:hanging="360"/>
+      </w:pPr>
+      <w:rPr>
+        <w:rFonts w:ascii="Courier New" w:hAnsi="Courier New" w:hint="default"/>
+        <w:sz w:val="20"/>
+      </w:rPr>
+    </w:lvl>
+    <w:lvl w:ilvl="2" w:tentative="1">
+      <w:start w:val="1"/>
+      <w:numFmt w:val="bullet"/>
+      <w:lvlText w:val=""/>
+      <w:lvlJc w:val="left"/>
+      <w:pPr>
+        <w:tabs>
+          <w:tab w:val="num" w:pos="2160"/>
+        </w:tabs>
+        <w:ind w:left="2160" w:hanging="360"/>
+      </w:pPr>
+      <w:rPr>
+        <w:rFonts w:ascii="Wingdings" w:hAnsi="Wingdings" w:hint="default"/>
+        <w:sz w:val="20"/>
+      </w:rPr>
+    </w:lvl>
+    <w:lvl w:ilvl="3" w:tentative="1">
+      <w:start w:val="1"/>
+      <w:numFmt w:val="bullet"/>
+      <w:lvlText w:val=""/>
+      <w:lvlJc w:val="left"/>
+      <w:pPr>
+        <w:tabs>
+          <w:tab w:val="num" w:pos="2880"/>
+        </w:tabs>
+        <w:ind w:left="2880" w:hanging="360"/>
+      </w:pPr>
+      <w:rPr>
+        <w:rFonts w:ascii="Wingdings" w:hAnsi="Wingdings" w:hint="default"/>
+        <w:sz w:val="20"/>
+      </w:rPr>
+    </w:lvl>
+    <w:lvl w:ilvl="4" w:tentative="1">
+      <w:start w:val="1"/>
+      <w:numFmt w:val="bullet"/>
+      <w:lvlText w:val=""/>
+      <w:lvlJc w:val="left"/>
+      <w:pPr>
+        <w:tabs>
+          <w:tab w:val="num" w:pos="3600"/>
+        </w:tabs>
+        <w:ind w:left="3600" w:hanging="360"/>
+      </w:pPr>
+      <w:rPr>
+        <w:rFonts w:ascii="Wingdings" w:hAnsi="Wingdings" w:hint="default"/>
+        <w:sz w:val="20"/>
+      </w:rPr>
+    </w:lvl>
+    <w:lvl w:ilvl="5" w:tentative="1">
+      <w:start w:val="1"/>
+      <w:numFmt w:val="bullet"/>
+      <w:lvlText w:val=""/>
+      <w:lvlJc w:val="left"/>
+      <w:pPr>
+        <w:tabs>
+          <w:tab w:val="num" w:pos="4320"/>
+        </w:tabs>
+        <w:ind w:left="4320" w:hanging="360"/>
+      </w:pPr>
+      <w:rPr>
+        <w:rFonts w:ascii="Wingdings" w:hAnsi="Wingdings" w:hint="default"/>
+        <w:sz w:val="20"/>
+      </w:rPr>
+    </w:lvl>
+    <w:lvl w:ilvl="6" w:tentative="1">
+      <w:start w:val="1"/>
+      <w:numFmt w:val="bullet"/>
+      <w:lvlText w:val=""/>
+      <w:lvlJc w:val="left"/>
+      <w:pPr>
+        <w:tabs>
+          <w:tab w:val="num" w:pos="5040"/>
+        </w:tabs>
+        <w:ind w:left="5040" w:hanging="360"/>
+      </w:pPr>
+      <w:rPr>
+        <w:rFonts w:ascii="Wingdings" w:hAnsi="Wingdings" w:hint="default"/>
+        <w:sz w:val="20"/>
+      </w:rPr>
+    </w:lvl>
+    <w:lvl w:ilvl="7" w:tentative="1">
+      <w:start w:val="1"/>
+      <w:numFmt w:val="bullet"/>
+      <w:lvlText w:val=""/>
+      <w:lvlJc w:val="left"/>
+      <w:pPr>
+        <w:tabs>
+          <w:tab w:val="num" w:pos="5760"/>
+        </w:tabs>
+        <w:ind w:left="5760" w:hanging="360"/>
+      </w:pPr>
+      <w:rPr>
+        <w:rFonts w:ascii="Wingdings" w:hAnsi="Wingdings" w:hint="default"/>
+        <w:sz w:val="20"/>
+      </w:rPr>
+    </w:lvl>
+    <w:lvl w:ilvl="8" w:tentative="1">
+      <w:start w:val="1"/>
+      <w:numFmt w:val="bullet"/>
+      <w:lvlText w:val=""/>
+      <w:lvlJc w:val="left"/>
+      <w:pPr>
+        <w:tabs>
+          <w:tab w:val="num" w:pos="6480"/>
+        </w:tabs>
+        <w:ind w:left="6480" w:hanging="360"/>
+      </w:pPr>
+      <w:rPr>
+        <w:rFonts w:ascii="Wingdings" w:hAnsi="Wingdings" w:hint="default"/>
+        <w:sz w:val="20"/>
+      </w:rPr>
+    </w:lvl>
+  </w:abstractNum>
+  <w:abstractNum w:abstractNumId="15" w15:restartNumberingAfterBreak="0">
+    <w:nsid w:val="5D606D55"/>
+    <w:multiLevelType w:val="multilevel"/>
+    <w:tmpl w:val="6D222084"/>
+    <w:lvl w:ilvl="0">
+      <w:start w:val="1"/>
+      <w:numFmt w:val="bullet"/>
+      <w:lvlText w:val=""/>
+      <w:lvlJc w:val="left"/>
+      <w:pPr>
+        <w:tabs>
+          <w:tab w:val="num" w:pos="720"/>
+        </w:tabs>
+        <w:ind w:left="720" w:hanging="360"/>
+      </w:pPr>
+      <w:rPr>
+        <w:rFonts w:ascii="Symbol" w:hAnsi="Symbol" w:hint="default"/>
+        <w:sz w:val="20"/>
+      </w:rPr>
+    </w:lvl>
+    <w:lvl w:ilvl="1" w:tentative="1">
+      <w:start w:val="1"/>
+      <w:numFmt w:val="bullet"/>
+      <w:lvlText w:val="o"/>
+      <w:lvlJc w:val="left"/>
+      <w:pPr>
+        <w:tabs>
+          <w:tab w:val="num" w:pos="1440"/>
+        </w:tabs>
+        <w:ind w:left="1440" w:hanging="360"/>
+      </w:pPr>
+      <w:rPr>
+        <w:rFonts w:ascii="Courier New" w:hAnsi="Courier New" w:hint="default"/>
+        <w:sz w:val="20"/>
+      </w:rPr>
+    </w:lvl>
+    <w:lvl w:ilvl="2" w:tentative="1">
+      <w:start w:val="1"/>
+      <w:numFmt w:val="bullet"/>
+      <w:lvlText w:val=""/>
+      <w:lvlJc w:val="left"/>
+      <w:pPr>
+        <w:tabs>
+          <w:tab w:val="num" w:pos="2160"/>
+        </w:tabs>
+        <w:ind w:left="2160" w:hanging="360"/>
+      </w:pPr>
+      <w:rPr>
+        <w:rFonts w:ascii="Wingdings" w:hAnsi="Wingdings" w:hint="default"/>
+        <w:sz w:val="20"/>
+      </w:rPr>
+    </w:lvl>
+    <w:lvl w:ilvl="3" w:tentative="1">
+      <w:start w:val="1"/>
+      <w:numFmt w:val="bullet"/>
+      <w:lvlText w:val=""/>
+      <w:lvlJc w:val="left"/>
+      <w:pPr>
+        <w:tabs>
+          <w:tab w:val="num" w:pos="2880"/>
+        </w:tabs>
+        <w:ind w:left="2880" w:hanging="360"/>
+      </w:pPr>
+      <w:rPr>
+        <w:rFonts w:ascii="Wingdings" w:hAnsi="Wingdings" w:hint="default"/>
+        <w:sz w:val="20"/>
+      </w:rPr>
+    </w:lvl>
+    <w:lvl w:ilvl="4" w:tentative="1">
+      <w:start w:val="1"/>
+      <w:numFmt w:val="bullet"/>
+      <w:lvlText w:val=""/>
+      <w:lvlJc w:val="left"/>
+      <w:pPr>
+        <w:tabs>
+          <w:tab w:val="num" w:pos="3600"/>
+        </w:tabs>
+        <w:ind w:left="3600" w:hanging="360"/>
+      </w:pPr>
+      <w:rPr>
+        <w:rFonts w:ascii="Wingdings" w:hAnsi="Wingdings" w:hint="default"/>
+        <w:sz w:val="20"/>
+      </w:rPr>
+    </w:lvl>
+    <w:lvl w:ilvl="5" w:tentative="1">
+      <w:start w:val="1"/>
+      <w:numFmt w:val="bullet"/>
+      <w:lvlText w:val=""/>
+      <w:lvlJc w:val="left"/>
+      <w:pPr>
+        <w:tabs>
+          <w:tab w:val="num" w:pos="4320"/>
+        </w:tabs>
+        <w:ind w:left="4320" w:hanging="360"/>
+      </w:pPr>
+      <w:rPr>
+        <w:rFonts w:ascii="Wingdings" w:hAnsi="Wingdings" w:hint="default"/>
+        <w:sz w:val="20"/>
+      </w:rPr>
+    </w:lvl>
+    <w:lvl w:ilvl="6" w:tentative="1">
+      <w:start w:val="1"/>
+      <w:numFmt w:val="bullet"/>
+      <w:lvlText w:val=""/>
+      <w:lvlJc w:val="left"/>
+      <w:pPr>
+        <w:tabs>
+          <w:tab w:val="num" w:pos="5040"/>
+        </w:tabs>
+        <w:ind w:left="5040" w:hanging="360"/>
+      </w:pPr>
+      <w:rPr>
+        <w:rFonts w:ascii="Wingdings" w:hAnsi="Wingdings" w:hint="default"/>
+        <w:sz w:val="20"/>
+      </w:rPr>
+    </w:lvl>
+    <w:lvl w:ilvl="7" w:tentative="1">
+      <w:start w:val="1"/>
+      <w:numFmt w:val="bullet"/>
+      <w:lvlText w:val=""/>
+      <w:lvlJc w:val="left"/>
+      <w:pPr>
+        <w:tabs>
+          <w:tab w:val="num" w:pos="5760"/>
+        </w:tabs>
+        <w:ind w:left="5760" w:hanging="360"/>
+      </w:pPr>
+      <w:rPr>
+        <w:rFonts w:ascii="Wingdings" w:hAnsi="Wingdings" w:hint="default"/>
+        <w:sz w:val="20"/>
+      </w:rPr>
+    </w:lvl>
+    <w:lvl w:ilvl="8" w:tentative="1">
+      <w:start w:val="1"/>
+      <w:numFmt w:val="bullet"/>
+      <w:lvlText w:val=""/>
+      <w:lvlJc w:val="left"/>
+      <w:pPr>
+        <w:tabs>
+          <w:tab w:val="num" w:pos="6480"/>
+        </w:tabs>
+        <w:ind w:left="6480" w:hanging="360"/>
+      </w:pPr>
+      <w:rPr>
+        <w:rFonts w:ascii="Wingdings" w:hAnsi="Wingdings" w:hint="default"/>
+        <w:sz w:val="20"/>
+      </w:rPr>
+    </w:lvl>
+  </w:abstractNum>
   <w:num w:numId="1" w16cid:durableId="1502620225">
-    <w:abstractNumId w:val="1"/>
+    <w:abstractNumId w:val="13"/>
   </w:num>
   <w:num w:numId="2" w16cid:durableId="828250325">
     <w:abstractNumId w:val="0"/>
+  </w:num>
+  <w:num w:numId="3" w16cid:durableId="2052342950">
+    <w:abstractNumId w:val="11"/>
+  </w:num>
+  <w:num w:numId="4" w16cid:durableId="2007857624">
+    <w:abstractNumId w:val="3"/>
+  </w:num>
+  <w:num w:numId="5" w16cid:durableId="32047108">
+    <w:abstractNumId w:val="2"/>
+  </w:num>
+  <w:num w:numId="6" w16cid:durableId="1178230932">
+    <w:abstractNumId w:val="8"/>
+  </w:num>
+  <w:num w:numId="7" w16cid:durableId="1274510830">
+    <w:abstractNumId w:val="12"/>
+  </w:num>
+  <w:num w:numId="8" w16cid:durableId="972560427">
+    <w:abstractNumId w:val="14"/>
+  </w:num>
+  <w:num w:numId="9" w16cid:durableId="1895774196">
+    <w:abstractNumId w:val="15"/>
+  </w:num>
+  <w:num w:numId="10" w16cid:durableId="1744255260">
+    <w:abstractNumId w:val="9"/>
+  </w:num>
+  <w:num w:numId="11" w16cid:durableId="73167690">
+    <w:abstractNumId w:val="6"/>
+  </w:num>
+  <w:num w:numId="12" w16cid:durableId="1033991940">
+    <w:abstractNumId w:val="4"/>
+  </w:num>
+  <w:num w:numId="13" w16cid:durableId="720634994">
+    <w:abstractNumId w:val="5"/>
+  </w:num>
+  <w:num w:numId="14" w16cid:durableId="1585257870">
+    <w:abstractNumId w:val="7"/>
+  </w:num>
+  <w:num w:numId="15" w16cid:durableId="1477257561">
+    <w:abstractNumId w:val="10"/>
+  </w:num>
+  <w:num w:numId="16" w16cid:durableId="1265117019">
+    <w:abstractNumId w:val="1"/>
   </w:num>
 </w:numbering>
 </file>
@@ -1581,6 +4424,25 @@
       <w:spacing w:val="5"/>
     </w:rPr>
   </w:style>
+  <w:style w:type="paragraph" w:styleId="NormalWeb">
+    <w:name w:val="Normal (Web)"/>
+    <w:basedOn w:val="Normal"/>
+    <w:uiPriority w:val="99"/>
+    <w:semiHidden/>
+    <w:unhideWhenUsed/>
+    <w:rsid w:val="006E5AE0"/>
+    <w:pPr>
+      <w:spacing w:before="100" w:beforeAutospacing="1" w:after="100" w:afterAutospacing="1" w:line="240" w:lineRule="auto"/>
+    </w:pPr>
+    <w:rPr>
+      <w:rFonts w:ascii="Times New Roman" w:eastAsia="Times New Roman" w:hAnsi="Times New Roman" w:cs="Times New Roman"/>
+      <w:kern w:val="0"/>
+      <w:sz w:val="24"/>
+      <w:szCs w:val="24"/>
+      <w:lang w:eastAsia="en-PH"/>
+      <w14:ligatures w14:val="none"/>
+    </w:rPr>
+  </w:style>
 </w:styles>
 </file>
 
